--- a/lessons/4-2/readiness/practice.docx
+++ b/lessons/4-2/readiness/practice.docx
@@ -86,7 +86,1259 @@
     </w:p>
     <w:p>
       <w:pPr>
-        <w:spacing w:after="120" w:before="0"/>
+        <w:spacing w:after="60" w:before="120"/>
+      </w:pPr>
+      <w:r>
+        <w:rPr>
+          <w:b/>
+          <w:bCs/>
+          <w:color w:val="0F2B3C"/>
+          <w:sz w:val="24"/>
+          <w:szCs w:val="24"/>
+        </w:rPr>
+        <w:t xml:space="preserve">Vocabulary Anchor Box</w:t>
+      </w:r>
+    </w:p>
+    <w:tbl>
+      <w:tblPr>
+        <w:tblW w:type="dxa" w:w="9360"/>
+        <w:tblBorders>
+          <w:top w:val="single" w:color="C7D2DD" w:sz="6"/>
+          <w:left w:val="single" w:color="C7D2DD" w:sz="6"/>
+          <w:bottom w:val="single" w:color="C7D2DD" w:sz="6"/>
+          <w:right w:val="single" w:color="C7D2DD" w:sz="6"/>
+          <w:insideH w:val="single" w:color="C7D2DD" w:sz="6"/>
+          <w:insideV w:val="single" w:color="C7D2DD" w:sz="6"/>
+        </w:tblBorders>
+      </w:tblPr>
+      <w:tblGrid>
+        <w:gridCol w:w="1800"/>
+        <w:gridCol w:w="3160"/>
+        <w:gridCol w:w="2200"/>
+        <w:gridCol w:w="2200"/>
+      </w:tblGrid>
+      <w:tr>
+        <w:trPr>
+          <w:cantSplit/>
+          <w:tblHeader/>
+        </w:trPr>
+        <w:tc>
+          <w:tcPr>
+            <w:tcW w:type="dxa" w:w="1800"/>
+            <w:shd w:fill="EEF4F8" w:color="auto" w:val="clear"/>
+            <w:tcMar>
+              <w:top w:type="dxa" w:w="60"/>
+              <w:left w:type="dxa" w:w="100"/>
+              <w:bottom w:type="dxa" w:w="60"/>
+              <w:right w:type="dxa" w:w="100"/>
+            </w:tcMar>
+          </w:tcPr>
+          <w:p>
+            <w:pPr>
+              <w:spacing w:after="0" w:before="0"/>
+            </w:pPr>
+            <w:r>
+              <w:rPr>
+                <w:b/>
+                <w:bCs/>
+                <w:color w:val="0F2B3C"/>
+                <w:sz w:val="18"/>
+                <w:szCs w:val="18"/>
+              </w:rPr>
+              <w:t xml:space="preserve">Concept Term</w:t>
+            </w:r>
+          </w:p>
+        </w:tc>
+        <w:tc>
+          <w:tcPr>
+            <w:tcW w:type="dxa" w:w="3160"/>
+            <w:shd w:fill="EEF4F8" w:color="auto" w:val="clear"/>
+            <w:tcMar>
+              <w:top w:type="dxa" w:w="60"/>
+              <w:left w:type="dxa" w:w="100"/>
+              <w:bottom w:type="dxa" w:w="60"/>
+              <w:right w:type="dxa" w:w="100"/>
+            </w:tcMar>
+          </w:tcPr>
+          <w:p>
+            <w:pPr>
+              <w:spacing w:after="0" w:before="0"/>
+            </w:pPr>
+            <w:r>
+              <w:rPr>
+                <w:b/>
+                <w:bCs/>
+                <w:color w:val="0F2B3C"/>
+                <w:sz w:val="18"/>
+                <w:szCs w:val="18"/>
+              </w:rPr>
+              <w:t xml:space="preserve">Student-Friendly Definition</w:t>
+            </w:r>
+          </w:p>
+        </w:tc>
+        <w:tc>
+          <w:tcPr>
+            <w:tcW w:type="dxa" w:w="2200"/>
+            <w:shd w:fill="EEF4F8" w:color="auto" w:val="clear"/>
+            <w:tcMar>
+              <w:top w:type="dxa" w:w="60"/>
+              <w:left w:type="dxa" w:w="100"/>
+              <w:bottom w:type="dxa" w:w="60"/>
+              <w:right w:type="dxa" w:w="100"/>
+            </w:tcMar>
+          </w:tcPr>
+          <w:p>
+            <w:pPr>
+              <w:spacing w:after="0" w:before="0"/>
+            </w:pPr>
+            <w:r>
+              <w:rPr>
+                <w:b/>
+                <w:bCs/>
+                <w:color w:val="0F2B3C"/>
+                <w:sz w:val="18"/>
+                <w:szCs w:val="18"/>
+              </w:rPr>
+              <w:t xml:space="preserve">Non-Example</w:t>
+            </w:r>
+          </w:p>
+        </w:tc>
+        <w:tc>
+          <w:tcPr>
+            <w:tcW w:type="dxa" w:w="2200"/>
+            <w:shd w:fill="EEF4F8" w:color="auto" w:val="clear"/>
+            <w:tcMar>
+              <w:top w:type="dxa" w:w="60"/>
+              <w:left w:type="dxa" w:w="100"/>
+              <w:bottom w:type="dxa" w:w="60"/>
+              <w:right w:type="dxa" w:w="100"/>
+            </w:tcMar>
+          </w:tcPr>
+          <w:p>
+            <w:pPr>
+              <w:spacing w:after="0" w:before="0"/>
+            </w:pPr>
+            <w:r>
+              <w:rPr>
+                <w:b/>
+                <w:bCs/>
+                <w:color w:val="0F2B3C"/>
+                <w:sz w:val="18"/>
+                <w:szCs w:val="18"/>
+              </w:rPr>
+              <w:t xml:space="preserve">Visual Clue</w:t>
+            </w:r>
+          </w:p>
+        </w:tc>
+      </w:tr>
+      <w:tr>
+        <w:trPr>
+          <w:cantSplit/>
+        </w:trPr>
+        <w:tc>
+          <w:tcPr>
+            <w:tcW w:type="dxa" w:w="1800"/>
+            <w:tcMar>
+              <w:top w:type="dxa" w:w="60"/>
+              <w:left w:type="dxa" w:w="100"/>
+              <w:bottom w:type="dxa" w:w="60"/>
+              <w:right w:type="dxa" w:w="100"/>
+            </w:tcMar>
+            <w:vAlign w:val="top"/>
+          </w:tcPr>
+          <w:p>
+            <w:pPr>
+              <w:spacing w:after="20" w:before="0"/>
+            </w:pPr>
+            <w:r>
+              <w:rPr>
+                <w:b/>
+                <w:bCs/>
+                <w:color w:val="0F2B3C"/>
+                <w:sz w:val="20"/>
+                <w:szCs w:val="20"/>
+              </w:rPr>
+              <w:t xml:space="preserve">Fractions, Decimals, and Percents</w:t>
+            </w:r>
+          </w:p>
+          <w:p>
+            <w:pPr>
+              <w:spacing w:after="0" w:before="0"/>
+            </w:pPr>
+            <w:r>
+              <w:rPr>
+                <w:i/>
+                <w:iCs/>
+                <w:color w:val="5E6E7E"/>
+                <w:sz w:val="18"/>
+                <w:szCs w:val="18"/>
+              </w:rPr>
+              <w:t xml:space="preserve">Fracciones, decimales y porcentajes</w:t>
+            </w:r>
+          </w:p>
+        </w:tc>
+        <w:tc>
+          <w:tcPr>
+            <w:tcW w:type="dxa" w:w="3160"/>
+            <w:tcMar>
+              <w:top w:type="dxa" w:w="60"/>
+              <w:left w:type="dxa" w:w="100"/>
+              <w:bottom w:type="dxa" w:w="60"/>
+              <w:right w:type="dxa" w:w="100"/>
+            </w:tcMar>
+            <w:vAlign w:val="top"/>
+          </w:tcPr>
+          <w:p>
+            <w:pPr>
+              <w:spacing w:after="0" w:before="0"/>
+            </w:pPr>
+            <w:r>
+              <w:rPr>
+                <w:sz w:val="19"/>
+                <w:szCs w:val="19"/>
+              </w:rPr>
+              <w:t xml:space="preserve">Three equivalent ways to name the same part of a whole.</w:t>
+            </w:r>
+          </w:p>
+        </w:tc>
+        <w:tc>
+          <w:tcPr>
+            <w:tcW w:type="dxa" w:w="2200"/>
+            <w:tcMar>
+              <w:top w:type="dxa" w:w="60"/>
+              <w:left w:type="dxa" w:w="100"/>
+              <w:bottom w:type="dxa" w:w="60"/>
+              <w:right w:type="dxa" w:w="100"/>
+            </w:tcMar>
+            <w:vAlign w:val="top"/>
+          </w:tcPr>
+          <w:p>
+            <w:pPr>
+              <w:spacing w:after="30" w:before="0"/>
+            </w:pPr>
+            <w:r>
+              <w:rPr>
+                <w:i/>
+                <w:iCs/>
+                <w:color w:val="5E6E7E"/>
+                <w:sz w:val="18"/>
+                <w:szCs w:val="18"/>
+              </w:rPr>
+              <w:t xml:space="preserve">Not Fractions, Decimals, and Percents: write a counter-example that does not fit the rule.</w:t>
+            </w:r>
+          </w:p>
+          <w:p>
+            <w:pPr>
+              <w:spacing w:after="50" w:before="0"/>
+            </w:pPr>
+            <w:r>
+              <w:rPr>
+                <w:color w:val="BBBBBB"/>
+                <w:sz w:val="18"/>
+                <w:szCs w:val="18"/>
+              </w:rPr>
+              <w:t xml:space="preserve">____________________________</w:t>
+            </w:r>
+          </w:p>
+        </w:tc>
+        <w:tc>
+          <w:tcPr>
+            <w:tcW w:type="dxa" w:w="2200"/>
+            <w:tcMar>
+              <w:top w:type="dxa" w:w="60"/>
+              <w:left w:type="dxa" w:w="100"/>
+              <w:bottom w:type="dxa" w:w="60"/>
+              <w:right w:type="dxa" w:w="100"/>
+            </w:tcMar>
+            <w:vAlign w:val="top"/>
+          </w:tcPr>
+          <w:p>
+            <w:pPr>
+              <w:spacing w:after="0" w:before="0"/>
+            </w:pPr>
+            <w:r>
+              <w:rPr>
+                <w:i/>
+                <w:iCs/>
+                <w:color w:val="5E6E7E"/>
+                <w:sz w:val="18"/>
+                <w:szCs w:val="18"/>
+              </w:rPr>
+              <w:t xml:space="preserve">1/2 = 0.5 = 50%</w:t>
+            </w:r>
+          </w:p>
+        </w:tc>
+      </w:tr>
+      <w:tr>
+        <w:trPr>
+          <w:cantSplit/>
+        </w:trPr>
+        <w:tc>
+          <w:tcPr>
+            <w:tcW w:type="dxa" w:w="1800"/>
+            <w:tcMar>
+              <w:top w:type="dxa" w:w="60"/>
+              <w:left w:type="dxa" w:w="100"/>
+              <w:bottom w:type="dxa" w:w="60"/>
+              <w:right w:type="dxa" w:w="100"/>
+            </w:tcMar>
+            <w:vAlign w:val="top"/>
+          </w:tcPr>
+          <w:p>
+            <w:pPr>
+              <w:spacing w:after="20" w:before="0"/>
+            </w:pPr>
+            <w:r>
+              <w:rPr>
+                <w:b/>
+                <w:bCs/>
+                <w:color w:val="0F2B3C"/>
+                <w:sz w:val="20"/>
+                <w:szCs w:val="20"/>
+              </w:rPr>
+              <w:t xml:space="preserve">Percent</w:t>
+            </w:r>
+          </w:p>
+          <w:p>
+            <w:pPr>
+              <w:spacing w:after="0" w:before="0"/>
+            </w:pPr>
+            <w:r>
+              <w:rPr>
+                <w:i/>
+                <w:iCs/>
+                <w:color w:val="5E6E7E"/>
+                <w:sz w:val="18"/>
+                <w:szCs w:val="18"/>
+              </w:rPr>
+              <w:t xml:space="preserve">Porcentaje</w:t>
+            </w:r>
+          </w:p>
+        </w:tc>
+        <w:tc>
+          <w:tcPr>
+            <w:tcW w:type="dxa" w:w="3160"/>
+            <w:tcMar>
+              <w:top w:type="dxa" w:w="60"/>
+              <w:left w:type="dxa" w:w="100"/>
+              <w:bottom w:type="dxa" w:w="60"/>
+              <w:right w:type="dxa" w:w="100"/>
+            </w:tcMar>
+            <w:vAlign w:val="top"/>
+          </w:tcPr>
+          <w:p>
+            <w:pPr>
+              <w:spacing w:after="0" w:before="0"/>
+            </w:pPr>
+            <w:r>
+              <w:rPr>
+                <w:sz w:val="19"/>
+                <w:szCs w:val="19"/>
+              </w:rPr>
+              <w:t xml:space="preserve">A way to compare a number to 100, shown with the % sign.</w:t>
+            </w:r>
+          </w:p>
+        </w:tc>
+        <w:tc>
+          <w:tcPr>
+            <w:tcW w:type="dxa" w:w="2200"/>
+            <w:tcMar>
+              <w:top w:type="dxa" w:w="60"/>
+              <w:left w:type="dxa" w:w="100"/>
+              <w:bottom w:type="dxa" w:w="60"/>
+              <w:right w:type="dxa" w:w="100"/>
+            </w:tcMar>
+            <w:vAlign w:val="top"/>
+          </w:tcPr>
+          <w:p>
+            <w:pPr>
+              <w:spacing w:after="30" w:before="0"/>
+            </w:pPr>
+            <w:r>
+              <w:rPr>
+                <w:i/>
+                <w:iCs/>
+                <w:color w:val="5E6E7E"/>
+                <w:sz w:val="18"/>
+                <w:szCs w:val="18"/>
+              </w:rPr>
+              <w:t xml:space="preserve">Not Percent: write a counter-example that does not fit the rule.</w:t>
+            </w:r>
+          </w:p>
+          <w:p>
+            <w:pPr>
+              <w:spacing w:after="50" w:before="0"/>
+            </w:pPr>
+            <w:r>
+              <w:rPr>
+                <w:color w:val="BBBBBB"/>
+                <w:sz w:val="18"/>
+                <w:szCs w:val="18"/>
+              </w:rPr>
+              <w:t xml:space="preserve">____________________________</w:t>
+            </w:r>
+          </w:p>
+        </w:tc>
+        <w:tc>
+          <w:tcPr>
+            <w:tcW w:type="dxa" w:w="2200"/>
+            <w:tcMar>
+              <w:top w:type="dxa" w:w="60"/>
+              <w:left w:type="dxa" w:w="100"/>
+              <w:bottom w:type="dxa" w:w="60"/>
+              <w:right w:type="dxa" w:w="100"/>
+            </w:tcMar>
+            <w:vAlign w:val="top"/>
+          </w:tcPr>
+          <w:p>
+            <w:pPr>
+              <w:spacing w:after="0" w:before="0"/>
+            </w:pPr>
+            <w:r>
+              <w:rPr>
+                <w:i/>
+                <w:iCs/>
+                <w:color w:val="5E6E7E"/>
+                <w:sz w:val="18"/>
+                <w:szCs w:val="18"/>
+              </w:rPr>
+              <w:t xml:space="preserve">25% means 25 out of 100</w:t>
+            </w:r>
+          </w:p>
+        </w:tc>
+      </w:tr>
+      <w:tr>
+        <w:trPr>
+          <w:cantSplit/>
+        </w:trPr>
+        <w:tc>
+          <w:tcPr>
+            <w:tcW w:type="dxa" w:w="1800"/>
+            <w:tcMar>
+              <w:top w:type="dxa" w:w="60"/>
+              <w:left w:type="dxa" w:w="100"/>
+              <w:bottom w:type="dxa" w:w="60"/>
+              <w:right w:type="dxa" w:w="100"/>
+            </w:tcMar>
+            <w:vAlign w:val="top"/>
+          </w:tcPr>
+          <w:p>
+            <w:pPr>
+              <w:spacing w:after="20" w:before="0"/>
+            </w:pPr>
+            <w:r>
+              <w:rPr>
+                <w:b/>
+                <w:bCs/>
+                <w:color w:val="0F2B3C"/>
+                <w:sz w:val="20"/>
+                <w:szCs w:val="20"/>
+              </w:rPr>
+              <w:t xml:space="preserve">Decimal</w:t>
+            </w:r>
+          </w:p>
+          <w:p>
+            <w:pPr>
+              <w:spacing w:after="0" w:before="0"/>
+            </w:pPr>
+            <w:r>
+              <w:rPr>
+                <w:i/>
+                <w:iCs/>
+                <w:color w:val="5E6E7E"/>
+                <w:sz w:val="18"/>
+                <w:szCs w:val="18"/>
+              </w:rPr>
+              <w:t xml:space="preserve">Decimal</w:t>
+            </w:r>
+          </w:p>
+        </w:tc>
+        <w:tc>
+          <w:tcPr>
+            <w:tcW w:type="dxa" w:w="3160"/>
+            <w:tcMar>
+              <w:top w:type="dxa" w:w="60"/>
+              <w:left w:type="dxa" w:w="100"/>
+              <w:bottom w:type="dxa" w:w="60"/>
+              <w:right w:type="dxa" w:w="100"/>
+            </w:tcMar>
+            <w:vAlign w:val="top"/>
+          </w:tcPr>
+          <w:p>
+            <w:pPr>
+              <w:spacing w:after="0" w:before="0"/>
+            </w:pPr>
+            <w:r>
+              <w:rPr>
+                <w:sz w:val="19"/>
+                <w:szCs w:val="19"/>
+              </w:rPr>
+              <w:t xml:space="preserve">A number with a dot, like 0.5, that shows a part less than one.</w:t>
+            </w:r>
+          </w:p>
+        </w:tc>
+        <w:tc>
+          <w:tcPr>
+            <w:tcW w:type="dxa" w:w="2200"/>
+            <w:tcMar>
+              <w:top w:type="dxa" w:w="60"/>
+              <w:left w:type="dxa" w:w="100"/>
+              <w:bottom w:type="dxa" w:w="60"/>
+              <w:right w:type="dxa" w:w="100"/>
+            </w:tcMar>
+            <w:vAlign w:val="top"/>
+          </w:tcPr>
+          <w:p>
+            <w:pPr>
+              <w:spacing w:after="30" w:before="0"/>
+            </w:pPr>
+            <w:r>
+              <w:rPr>
+                <w:i/>
+                <w:iCs/>
+                <w:color w:val="5E6E7E"/>
+                <w:sz w:val="18"/>
+                <w:szCs w:val="18"/>
+              </w:rPr>
+              <w:t xml:space="preserve">Not Decimal: write a counter-example that does not fit the rule.</w:t>
+            </w:r>
+          </w:p>
+          <w:p>
+            <w:pPr>
+              <w:spacing w:after="50" w:before="0"/>
+            </w:pPr>
+            <w:r>
+              <w:rPr>
+                <w:color w:val="BBBBBB"/>
+                <w:sz w:val="18"/>
+                <w:szCs w:val="18"/>
+              </w:rPr>
+              <w:t xml:space="preserve">____________________________</w:t>
+            </w:r>
+          </w:p>
+        </w:tc>
+        <w:tc>
+          <w:tcPr>
+            <w:tcW w:type="dxa" w:w="2200"/>
+            <w:tcMar>
+              <w:top w:type="dxa" w:w="60"/>
+              <w:left w:type="dxa" w:w="100"/>
+              <w:bottom w:type="dxa" w:w="60"/>
+              <w:right w:type="dxa" w:w="100"/>
+            </w:tcMar>
+            <w:vAlign w:val="top"/>
+          </w:tcPr>
+          <w:p>
+            <w:pPr>
+              <w:spacing w:after="0" w:before="0"/>
+            </w:pPr>
+            <w:r>
+              <w:rPr>
+                <w:i/>
+                <w:iCs/>
+                <w:color w:val="5E6E7E"/>
+                <w:sz w:val="18"/>
+                <w:szCs w:val="18"/>
+              </w:rPr>
+              <w:t xml:space="preserve">0.75 means seventy-five hundredths</w:t>
+            </w:r>
+          </w:p>
+        </w:tc>
+      </w:tr>
+      <w:tr>
+        <w:trPr>
+          <w:cantSplit/>
+        </w:trPr>
+        <w:tc>
+          <w:tcPr>
+            <w:tcW w:type="dxa" w:w="1800"/>
+            <w:tcMar>
+              <w:top w:type="dxa" w:w="60"/>
+              <w:left w:type="dxa" w:w="100"/>
+              <w:bottom w:type="dxa" w:w="60"/>
+              <w:right w:type="dxa" w:w="100"/>
+            </w:tcMar>
+            <w:vAlign w:val="top"/>
+          </w:tcPr>
+          <w:p>
+            <w:pPr>
+              <w:spacing w:after="20" w:before="0"/>
+            </w:pPr>
+            <w:r>
+              <w:rPr>
+                <w:b/>
+                <w:bCs/>
+                <w:color w:val="0F2B3C"/>
+                <w:sz w:val="20"/>
+                <w:szCs w:val="20"/>
+              </w:rPr>
+              <w:t xml:space="preserve">Equivalent</w:t>
+            </w:r>
+          </w:p>
+          <w:p>
+            <w:pPr>
+              <w:spacing w:after="0" w:before="0"/>
+            </w:pPr>
+            <w:r>
+              <w:rPr>
+                <w:i/>
+                <w:iCs/>
+                <w:color w:val="5E6E7E"/>
+                <w:sz w:val="18"/>
+                <w:szCs w:val="18"/>
+              </w:rPr>
+              <w:t xml:space="preserve">Equivalente</w:t>
+            </w:r>
+          </w:p>
+        </w:tc>
+        <w:tc>
+          <w:tcPr>
+            <w:tcW w:type="dxa" w:w="3160"/>
+            <w:tcMar>
+              <w:top w:type="dxa" w:w="60"/>
+              <w:left w:type="dxa" w:w="100"/>
+              <w:bottom w:type="dxa" w:w="60"/>
+              <w:right w:type="dxa" w:w="100"/>
+            </w:tcMar>
+            <w:vAlign w:val="top"/>
+          </w:tcPr>
+          <w:p>
+            <w:pPr>
+              <w:spacing w:after="0" w:before="0"/>
+            </w:pPr>
+            <w:r>
+              <w:rPr>
+                <w:sz w:val="19"/>
+                <w:szCs w:val="19"/>
+              </w:rPr>
+              <w:t xml:space="preserve">Having the same value, just written a different way.</w:t>
+            </w:r>
+          </w:p>
+        </w:tc>
+        <w:tc>
+          <w:tcPr>
+            <w:tcW w:type="dxa" w:w="2200"/>
+            <w:tcMar>
+              <w:top w:type="dxa" w:w="60"/>
+              <w:left w:type="dxa" w:w="100"/>
+              <w:bottom w:type="dxa" w:w="60"/>
+              <w:right w:type="dxa" w:w="100"/>
+            </w:tcMar>
+            <w:vAlign w:val="top"/>
+          </w:tcPr>
+          <w:p>
+            <w:pPr>
+              <w:spacing w:after="30" w:before="0"/>
+            </w:pPr>
+            <w:r>
+              <w:rPr>
+                <w:i/>
+                <w:iCs/>
+                <w:color w:val="5E6E7E"/>
+                <w:sz w:val="18"/>
+                <w:szCs w:val="18"/>
+              </w:rPr>
+              <w:t xml:space="preserve">Not Equivalent: write a counter-example that does not fit the rule.</w:t>
+            </w:r>
+          </w:p>
+          <w:p>
+            <w:pPr>
+              <w:spacing w:after="50" w:before="0"/>
+            </w:pPr>
+            <w:r>
+              <w:rPr>
+                <w:color w:val="BBBBBB"/>
+                <w:sz w:val="18"/>
+                <w:szCs w:val="18"/>
+              </w:rPr>
+              <w:t xml:space="preserve">____________________________</w:t>
+            </w:r>
+          </w:p>
+        </w:tc>
+        <w:tc>
+          <w:tcPr>
+            <w:tcW w:type="dxa" w:w="2200"/>
+            <w:tcMar>
+              <w:top w:type="dxa" w:w="60"/>
+              <w:left w:type="dxa" w:w="100"/>
+              <w:bottom w:type="dxa" w:w="60"/>
+              <w:right w:type="dxa" w:w="100"/>
+            </w:tcMar>
+            <w:vAlign w:val="top"/>
+          </w:tcPr>
+          <w:p>
+            <w:pPr>
+              <w:spacing w:after="0" w:before="0"/>
+            </w:pPr>
+            <w:r>
+              <w:rPr>
+                <w:i/>
+                <w:iCs/>
+                <w:color w:val="5E6E7E"/>
+                <w:sz w:val="18"/>
+                <w:szCs w:val="18"/>
+              </w:rPr>
+              <w:t xml:space="preserve">1/2 = 0.5 = 50%</w:t>
+            </w:r>
+          </w:p>
+        </w:tc>
+      </w:tr>
+      <w:tr>
+        <w:trPr>
+          <w:cantSplit/>
+        </w:trPr>
+        <w:tc>
+          <w:tcPr>
+            <w:tcW w:type="dxa" w:w="1800"/>
+            <w:tcMar>
+              <w:top w:type="dxa" w:w="60"/>
+              <w:left w:type="dxa" w:w="100"/>
+              <w:bottom w:type="dxa" w:w="60"/>
+              <w:right w:type="dxa" w:w="100"/>
+            </w:tcMar>
+            <w:vAlign w:val="top"/>
+          </w:tcPr>
+          <w:p>
+            <w:pPr>
+              <w:spacing w:after="20" w:before="0"/>
+            </w:pPr>
+            <w:r>
+              <w:rPr>
+                <w:b/>
+                <w:bCs/>
+                <w:color w:val="0F2B3C"/>
+                <w:sz w:val="20"/>
+                <w:szCs w:val="20"/>
+              </w:rPr>
+              <w:t xml:space="preserve">Benchmark</w:t>
+            </w:r>
+          </w:p>
+          <w:p>
+            <w:pPr>
+              <w:spacing w:after="0" w:before="0"/>
+            </w:pPr>
+            <w:r>
+              <w:rPr>
+                <w:i/>
+                <w:iCs/>
+                <w:color w:val="5E6E7E"/>
+                <w:sz w:val="18"/>
+                <w:szCs w:val="18"/>
+              </w:rPr>
+              <w:t xml:space="preserve">Referencia</w:t>
+            </w:r>
+          </w:p>
+        </w:tc>
+        <w:tc>
+          <w:tcPr>
+            <w:tcW w:type="dxa" w:w="3160"/>
+            <w:tcMar>
+              <w:top w:type="dxa" w:w="60"/>
+              <w:left w:type="dxa" w:w="100"/>
+              <w:bottom w:type="dxa" w:w="60"/>
+              <w:right w:type="dxa" w:w="100"/>
+            </w:tcMar>
+            <w:vAlign w:val="top"/>
+          </w:tcPr>
+          <w:p>
+            <w:pPr>
+              <w:spacing w:after="0" w:before="0"/>
+            </w:pPr>
+            <w:r>
+              <w:rPr>
+                <w:sz w:val="19"/>
+                <w:szCs w:val="19"/>
+              </w:rPr>
+              <w:t xml:space="preserve">A familiar number you use to guess, like 50% or 1/2.</w:t>
+            </w:r>
+          </w:p>
+        </w:tc>
+        <w:tc>
+          <w:tcPr>
+            <w:tcW w:type="dxa" w:w="2200"/>
+            <w:tcMar>
+              <w:top w:type="dxa" w:w="60"/>
+              <w:left w:type="dxa" w:w="100"/>
+              <w:bottom w:type="dxa" w:w="60"/>
+              <w:right w:type="dxa" w:w="100"/>
+            </w:tcMar>
+            <w:vAlign w:val="top"/>
+          </w:tcPr>
+          <w:p>
+            <w:pPr>
+              <w:spacing w:after="30" w:before="0"/>
+            </w:pPr>
+            <w:r>
+              <w:rPr>
+                <w:i/>
+                <w:iCs/>
+                <w:color w:val="5E6E7E"/>
+                <w:sz w:val="18"/>
+                <w:szCs w:val="18"/>
+              </w:rPr>
+              <w:t xml:space="preserve">Not Benchmark: write a counter-example that does not fit the rule.</w:t>
+            </w:r>
+          </w:p>
+          <w:p>
+            <w:pPr>
+              <w:spacing w:after="50" w:before="0"/>
+            </w:pPr>
+            <w:r>
+              <w:rPr>
+                <w:color w:val="BBBBBB"/>
+                <w:sz w:val="18"/>
+                <w:szCs w:val="18"/>
+              </w:rPr>
+              <w:t xml:space="preserve">____________________________</w:t>
+            </w:r>
+          </w:p>
+        </w:tc>
+        <w:tc>
+          <w:tcPr>
+            <w:tcW w:type="dxa" w:w="2200"/>
+            <w:tcMar>
+              <w:top w:type="dxa" w:w="60"/>
+              <w:left w:type="dxa" w:w="100"/>
+              <w:bottom w:type="dxa" w:w="60"/>
+              <w:right w:type="dxa" w:w="100"/>
+            </w:tcMar>
+            <w:vAlign w:val="top"/>
+          </w:tcPr>
+          <w:p>
+            <w:pPr>
+              <w:spacing w:after="0" w:before="0"/>
+            </w:pPr>
+            <w:r>
+              <w:rPr>
+                <w:i/>
+                <w:iCs/>
+                <w:color w:val="5E6E7E"/>
+                <w:sz w:val="18"/>
+                <w:szCs w:val="18"/>
+              </w:rPr>
+              <w:t xml:space="preserve">Common benchmarks: 25%, 50%, 75%</w:t>
+            </w:r>
+          </w:p>
+        </w:tc>
+      </w:tr>
+      <w:tr>
+        <w:trPr>
+          <w:cantSplit/>
+        </w:trPr>
+        <w:tc>
+          <w:tcPr>
+            <w:tcW w:type="dxa" w:w="1800"/>
+            <w:tcMar>
+              <w:top w:type="dxa" w:w="60"/>
+              <w:left w:type="dxa" w:w="100"/>
+              <w:bottom w:type="dxa" w:w="60"/>
+              <w:right w:type="dxa" w:w="100"/>
+            </w:tcMar>
+            <w:vAlign w:val="top"/>
+          </w:tcPr>
+          <w:p>
+            <w:pPr>
+              <w:spacing w:after="20" w:before="0"/>
+            </w:pPr>
+            <w:r>
+              <w:rPr>
+                <w:b/>
+                <w:bCs/>
+                <w:color w:val="0F2B3C"/>
+                <w:sz w:val="20"/>
+                <w:szCs w:val="20"/>
+              </w:rPr>
+              <w:t xml:space="preserve">Discount</w:t>
+            </w:r>
+          </w:p>
+          <w:p>
+            <w:pPr>
+              <w:spacing w:after="0" w:before="0"/>
+            </w:pPr>
+            <w:r>
+              <w:rPr>
+                <w:i/>
+                <w:iCs/>
+                <w:color w:val="5E6E7E"/>
+                <w:sz w:val="18"/>
+                <w:szCs w:val="18"/>
+              </w:rPr>
+              <w:t xml:space="preserve">Descuento</w:t>
+            </w:r>
+          </w:p>
+        </w:tc>
+        <w:tc>
+          <w:tcPr>
+            <w:tcW w:type="dxa" w:w="3160"/>
+            <w:tcMar>
+              <w:top w:type="dxa" w:w="60"/>
+              <w:left w:type="dxa" w:w="100"/>
+              <w:bottom w:type="dxa" w:w="60"/>
+              <w:right w:type="dxa" w:w="100"/>
+            </w:tcMar>
+            <w:vAlign w:val="top"/>
+          </w:tcPr>
+          <w:p>
+            <w:pPr>
+              <w:spacing w:after="0" w:before="0"/>
+            </w:pPr>
+            <w:r>
+              <w:rPr>
+                <w:sz w:val="19"/>
+                <w:szCs w:val="19"/>
+              </w:rPr>
+              <w:t xml:space="preserve">Money taken off the first price to make it cheaper.</w:t>
+            </w:r>
+          </w:p>
+        </w:tc>
+        <w:tc>
+          <w:tcPr>
+            <w:tcW w:type="dxa" w:w="2200"/>
+            <w:tcMar>
+              <w:top w:type="dxa" w:w="60"/>
+              <w:left w:type="dxa" w:w="100"/>
+              <w:bottom w:type="dxa" w:w="60"/>
+              <w:right w:type="dxa" w:w="100"/>
+            </w:tcMar>
+            <w:vAlign w:val="top"/>
+          </w:tcPr>
+          <w:p>
+            <w:pPr>
+              <w:spacing w:after="30" w:before="0"/>
+            </w:pPr>
+            <w:r>
+              <w:rPr>
+                <w:i/>
+                <w:iCs/>
+                <w:color w:val="5E6E7E"/>
+                <w:sz w:val="18"/>
+                <w:szCs w:val="18"/>
+              </w:rPr>
+              <w:t xml:space="preserve">Not Discount: write a counter-example that does not fit the rule.</w:t>
+            </w:r>
+          </w:p>
+          <w:p>
+            <w:pPr>
+              <w:spacing w:after="50" w:before="0"/>
+            </w:pPr>
+            <w:r>
+              <w:rPr>
+                <w:color w:val="BBBBBB"/>
+                <w:sz w:val="18"/>
+                <w:szCs w:val="18"/>
+              </w:rPr>
+              <w:t xml:space="preserve">____________________________</w:t>
+            </w:r>
+          </w:p>
+        </w:tc>
+        <w:tc>
+          <w:tcPr>
+            <w:tcW w:type="dxa" w:w="2200"/>
+            <w:tcMar>
+              <w:top w:type="dxa" w:w="60"/>
+              <w:left w:type="dxa" w:w="100"/>
+              <w:bottom w:type="dxa" w:w="60"/>
+              <w:right w:type="dxa" w:w="100"/>
+            </w:tcMar>
+            <w:vAlign w:val="top"/>
+          </w:tcPr>
+          <w:p>
+            <w:pPr>
+              <w:spacing w:after="0" w:before="0"/>
+            </w:pPr>
+            <w:r>
+              <w:rPr>
+                <w:i/>
+                <w:iCs/>
+                <w:color w:val="5E6E7E"/>
+                <w:sz w:val="18"/>
+                <w:szCs w:val="18"/>
+              </w:rPr>
+              <w:t xml:space="preserve">$40 shirt at 25% off: discount = $10</w:t>
+            </w:r>
+          </w:p>
+        </w:tc>
+      </w:tr>
+      <w:tr>
+        <w:trPr>
+          <w:cantSplit/>
+        </w:trPr>
+        <w:tc>
+          <w:tcPr>
+            <w:tcW w:type="dxa" w:w="1800"/>
+            <w:tcMar>
+              <w:top w:type="dxa" w:w="60"/>
+              <w:left w:type="dxa" w:w="100"/>
+              <w:bottom w:type="dxa" w:w="60"/>
+              <w:right w:type="dxa" w:w="100"/>
+            </w:tcMar>
+            <w:vAlign w:val="top"/>
+          </w:tcPr>
+          <w:p>
+            <w:pPr>
+              <w:spacing w:after="20" w:before="0"/>
+            </w:pPr>
+            <w:r>
+              <w:rPr>
+                <w:b/>
+                <w:bCs/>
+                <w:color w:val="0F2B3C"/>
+                <w:sz w:val="20"/>
+                <w:szCs w:val="20"/>
+              </w:rPr>
+              <w:t xml:space="preserve">Hundredths</w:t>
+            </w:r>
+          </w:p>
+          <w:p>
+            <w:pPr>
+              <w:spacing w:after="0" w:before="0"/>
+            </w:pPr>
+            <w:r>
+              <w:rPr>
+                <w:i/>
+                <w:iCs/>
+                <w:color w:val="5E6E7E"/>
+                <w:sz w:val="18"/>
+                <w:szCs w:val="18"/>
+              </w:rPr>
+              <w:t xml:space="preserve">Centésimos</w:t>
+            </w:r>
+          </w:p>
+        </w:tc>
+        <w:tc>
+          <w:tcPr>
+            <w:tcW w:type="dxa" w:w="3160"/>
+            <w:tcMar>
+              <w:top w:type="dxa" w:w="60"/>
+              <w:left w:type="dxa" w:w="100"/>
+              <w:bottom w:type="dxa" w:w="60"/>
+              <w:right w:type="dxa" w:w="100"/>
+            </w:tcMar>
+            <w:vAlign w:val="top"/>
+          </w:tcPr>
+          <w:p>
+            <w:pPr>
+              <w:spacing w:after="0" w:before="0"/>
+            </w:pPr>
+            <w:r>
+              <w:rPr>
+                <w:sz w:val="19"/>
+                <w:szCs w:val="19"/>
+              </w:rPr>
+              <w:t xml:space="preserve">The second place after the decimal point; parts out of 100.</w:t>
+            </w:r>
+          </w:p>
+        </w:tc>
+        <w:tc>
+          <w:tcPr>
+            <w:tcW w:type="dxa" w:w="2200"/>
+            <w:tcMar>
+              <w:top w:type="dxa" w:w="60"/>
+              <w:left w:type="dxa" w:w="100"/>
+              <w:bottom w:type="dxa" w:w="60"/>
+              <w:right w:type="dxa" w:w="100"/>
+            </w:tcMar>
+            <w:vAlign w:val="top"/>
+          </w:tcPr>
+          <w:p>
+            <w:pPr>
+              <w:spacing w:after="30" w:before="0"/>
+            </w:pPr>
+            <w:r>
+              <w:rPr>
+                <w:i/>
+                <w:iCs/>
+                <w:color w:val="5E6E7E"/>
+                <w:sz w:val="18"/>
+                <w:szCs w:val="18"/>
+              </w:rPr>
+              <w:t xml:space="preserve">Not Hundredths: write a counter-example that does not fit the rule.</w:t>
+            </w:r>
+          </w:p>
+          <w:p>
+            <w:pPr>
+              <w:spacing w:after="50" w:before="0"/>
+            </w:pPr>
+            <w:r>
+              <w:rPr>
+                <w:color w:val="BBBBBB"/>
+                <w:sz w:val="18"/>
+                <w:szCs w:val="18"/>
+              </w:rPr>
+              <w:t xml:space="preserve">____________________________</w:t>
+            </w:r>
+          </w:p>
+        </w:tc>
+        <w:tc>
+          <w:tcPr>
+            <w:tcW w:type="dxa" w:w="2200"/>
+            <w:tcMar>
+              <w:top w:type="dxa" w:w="60"/>
+              <w:left w:type="dxa" w:w="100"/>
+              <w:bottom w:type="dxa" w:w="60"/>
+              <w:right w:type="dxa" w:w="100"/>
+            </w:tcMar>
+            <w:vAlign w:val="top"/>
+          </w:tcPr>
+          <w:p>
+            <w:pPr>
+              <w:spacing w:after="0" w:before="0"/>
+            </w:pPr>
+            <w:r>
+              <w:rPr>
+                <w:i/>
+                <w:iCs/>
+                <w:color w:val="5E6E7E"/>
+                <w:sz w:val="18"/>
+                <w:szCs w:val="18"/>
+              </w:rPr>
+              <w:t xml:space="preserve">0.09 = 9 hundredths</w:t>
+            </w:r>
+          </w:p>
+        </w:tc>
+      </w:tr>
+      <w:tr>
+        <w:trPr>
+          <w:cantSplit/>
+        </w:trPr>
+        <w:tc>
+          <w:tcPr>
+            <w:tcW w:type="dxa" w:w="1800"/>
+            <w:tcMar>
+              <w:top w:type="dxa" w:w="60"/>
+              <w:left w:type="dxa" w:w="100"/>
+              <w:bottom w:type="dxa" w:w="60"/>
+              <w:right w:type="dxa" w:w="100"/>
+            </w:tcMar>
+            <w:vAlign w:val="top"/>
+          </w:tcPr>
+          <w:p>
+            <w:pPr>
+              <w:spacing w:after="20" w:before="0"/>
+            </w:pPr>
+            <w:r>
+              <w:rPr>
+                <w:b/>
+                <w:bCs/>
+                <w:color w:val="0F2B3C"/>
+                <w:sz w:val="20"/>
+                <w:szCs w:val="20"/>
+              </w:rPr>
+              <w:t xml:space="preserve">Common form</w:t>
+            </w:r>
+          </w:p>
+          <w:p>
+            <w:pPr>
+              <w:spacing w:after="0" w:before="0"/>
+            </w:pPr>
+            <w:r>
+              <w:rPr>
+                <w:i/>
+                <w:iCs/>
+                <w:color w:val="5E6E7E"/>
+                <w:sz w:val="18"/>
+                <w:szCs w:val="18"/>
+              </w:rPr>
+              <w:t xml:space="preserve">Forma común</w:t>
+            </w:r>
+          </w:p>
+        </w:tc>
+        <w:tc>
+          <w:tcPr>
+            <w:tcW w:type="dxa" w:w="3160"/>
+            <w:tcMar>
+              <w:top w:type="dxa" w:w="60"/>
+              <w:left w:type="dxa" w:w="100"/>
+              <w:bottom w:type="dxa" w:w="60"/>
+              <w:right w:type="dxa" w:w="100"/>
+            </w:tcMar>
+            <w:vAlign w:val="top"/>
+          </w:tcPr>
+          <w:p>
+            <w:pPr>
+              <w:spacing w:after="0" w:before="0"/>
+            </w:pPr>
+            <w:r>
+              <w:rPr>
+                <w:sz w:val="19"/>
+                <w:szCs w:val="19"/>
+              </w:rPr>
+              <w:t xml:space="preserve">One form, such as percents, that every value in a list is rewritten in.</w:t>
+            </w:r>
+          </w:p>
+        </w:tc>
+        <w:tc>
+          <w:tcPr>
+            <w:tcW w:type="dxa" w:w="2200"/>
+            <w:tcMar>
+              <w:top w:type="dxa" w:w="60"/>
+              <w:left w:type="dxa" w:w="100"/>
+              <w:bottom w:type="dxa" w:w="60"/>
+              <w:right w:type="dxa" w:w="100"/>
+            </w:tcMar>
+            <w:vAlign w:val="top"/>
+          </w:tcPr>
+          <w:p>
+            <w:pPr>
+              <w:spacing w:after="30" w:before="0"/>
+            </w:pPr>
+            <w:r>
+              <w:rPr>
+                <w:i/>
+                <w:iCs/>
+                <w:color w:val="5E6E7E"/>
+                <w:sz w:val="18"/>
+                <w:szCs w:val="18"/>
+              </w:rPr>
+              <w:t xml:space="preserve">Not Common form: write a counter-example that does not fit the rule.</w:t>
+            </w:r>
+          </w:p>
+          <w:p>
+            <w:pPr>
+              <w:spacing w:after="50" w:before="0"/>
+            </w:pPr>
+            <w:r>
+              <w:rPr>
+                <w:color w:val="BBBBBB"/>
+                <w:sz w:val="18"/>
+                <w:szCs w:val="18"/>
+              </w:rPr>
+              <w:t xml:space="preserve">____________________________</w:t>
+            </w:r>
+          </w:p>
+        </w:tc>
+        <w:tc>
+          <w:tcPr>
+            <w:tcW w:type="dxa" w:w="2200"/>
+            <w:tcMar>
+              <w:top w:type="dxa" w:w="60"/>
+              <w:left w:type="dxa" w:w="100"/>
+              <w:bottom w:type="dxa" w:w="60"/>
+              <w:right w:type="dxa" w:w="100"/>
+            </w:tcMar>
+            <w:vAlign w:val="top"/>
+          </w:tcPr>
+          <w:p>
+            <w:pPr>
+              <w:spacing w:after="0" w:before="0"/>
+            </w:pPr>
+            <w:r>
+              <w:rPr>
+                <w:i/>
+                <w:iCs/>
+                <w:color w:val="5E6E7E"/>
+                <w:sz w:val="18"/>
+                <w:szCs w:val="18"/>
+              </w:rPr>
+              <w:t xml:space="preserve">All written as percents before ordering.</w:t>
+            </w:r>
+          </w:p>
+        </w:tc>
+      </w:tr>
+    </w:tbl>
+    <w:p>
+      <w:pPr>
+        <w:spacing w:after="120" w:before="140"/>
       </w:pPr>
       <w:r>
         <w:rPr>
@@ -127,99 +1379,948 @@
         <w:t xml:space="preserve">Build the idea of 'out of 100' step by step.</w:t>
       </w:r>
     </w:p>
-    <w:p>
-      <w:pPr>
-        <w:spacing w:after="40" w:before="0"/>
-      </w:pPr>
-      <w:r>
-        <w:rPr>
-          <w:sz w:val="22"/>
-          <w:szCs w:val="22"/>
-        </w:rPr>
-        <w:t xml:space="preserve">1.  50% means 50 out of how many?</w:t>
-      </w:r>
-    </w:p>
-    <w:p>
-      <w:pPr>
-        <w:spacing w:after="80" w:before="0"/>
-      </w:pPr>
-      <w:r>
-        <w:rPr>
-          <w:color w:val="BBBBBB"/>
-        </w:rPr>
-        <w:t xml:space="preserve">____________________________________________________</w:t>
-      </w:r>
-    </w:p>
-    <w:p>
-      <w:pPr>
-        <w:spacing w:after="40" w:before="0"/>
-      </w:pPr>
-      <w:r>
-        <w:rPr>
-          <w:sz w:val="22"/>
-          <w:szCs w:val="22"/>
-        </w:rPr>
-        <w:t xml:space="preserve">2.  Which decimal equals 1/2?</w:t>
-      </w:r>
-    </w:p>
-    <w:p>
-      <w:pPr>
-        <w:spacing w:after="40" w:before="0"/>
-      </w:pPr>
-      <w:r>
-        <w:rPr>
-          <w:color w:val="5E6E7E"/>
-          <w:sz w:val="20"/>
-          <w:szCs w:val="20"/>
-        </w:rPr>
-        <w:t xml:space="preserve">     choices: 0.5   /   0.25   /   5.0   /   0.05</w:t>
-      </w:r>
-    </w:p>
-    <w:p>
-      <w:pPr>
-        <w:spacing w:after="80" w:before="0"/>
-      </w:pPr>
-      <w:r>
-        <w:rPr>
-          <w:color w:val="BBBBBB"/>
-        </w:rPr>
-        <w:t xml:space="preserve">____________________________________________________</w:t>
-      </w:r>
-    </w:p>
-    <w:p>
-      <w:pPr>
-        <w:spacing w:after="40" w:before="0"/>
-      </w:pPr>
-      <w:r>
-        <w:rPr>
-          <w:sz w:val="22"/>
-          <w:szCs w:val="22"/>
-        </w:rPr>
-        <w:t xml:space="preserve">3.  Which decimal equals 1/4?</w:t>
-      </w:r>
-    </w:p>
-    <w:p>
-      <w:pPr>
-        <w:spacing w:after="40" w:before="0"/>
-      </w:pPr>
-      <w:r>
-        <w:rPr>
-          <w:color w:val="5E6E7E"/>
-          <w:sz w:val="20"/>
-          <w:szCs w:val="20"/>
-        </w:rPr>
-        <w:t xml:space="preserve">     choices: 0.4   /   0.25   /   0.14   /   4.0</w:t>
-      </w:r>
-    </w:p>
-    <w:p>
-      <w:pPr>
-        <w:spacing w:after="80" w:before="0"/>
-      </w:pPr>
-      <w:r>
-        <w:rPr>
-          <w:color w:val="BBBBBB"/>
-        </w:rPr>
-        <w:t xml:space="preserve">____________________________________________________</w:t>
+    <w:tbl>
+      <w:tblPr>
+        <w:tblW w:type="dxa" w:w="9360"/>
+        <w:tblBorders>
+          <w:top w:val="single" w:color="C7D2DD" w:sz="6"/>
+          <w:left w:val="single" w:color="C7D2DD" w:sz="6"/>
+          <w:bottom w:val="single" w:color="C7D2DD" w:sz="6"/>
+          <w:right w:val="single" w:color="C7D2DD" w:sz="6"/>
+          <w:insideH w:val="single" w:color="C7D2DD" w:sz="6"/>
+          <w:insideV w:val="single" w:color="C7D2DD" w:sz="6"/>
+        </w:tblBorders>
+      </w:tblPr>
+      <w:tblGrid>
+        <w:gridCol w:w="2800"/>
+        <w:gridCol w:w="3560"/>
+        <w:gridCol w:w="3000"/>
+      </w:tblGrid>
+      <w:tr>
+        <w:trPr>
+          <w:cantSplit/>
+          <w:tblHeader/>
+        </w:trPr>
+        <w:tc>
+          <w:tcPr>
+            <w:tcW w:type="dxa" w:w="2800"/>
+            <w:shd w:fill="EEF4F8" w:color="auto" w:val="clear"/>
+            <w:tcMar>
+              <w:top w:type="dxa" w:w="60"/>
+              <w:left w:type="dxa" w:w="100"/>
+              <w:bottom w:type="dxa" w:w="60"/>
+              <w:right w:type="dxa" w:w="100"/>
+            </w:tcMar>
+          </w:tcPr>
+          <w:p>
+            <w:pPr>
+              <w:spacing w:after="0" w:before="0"/>
+            </w:pPr>
+            <w:r>
+              <w:rPr>
+                <w:b/>
+                <w:bCs/>
+                <w:color w:val="0F2B3C"/>
+                <w:sz w:val="16"/>
+                <w:szCs w:val="16"/>
+              </w:rPr>
+              <w:t xml:space="preserve">CORE PROBLEM / GIVEN REPRESENTATION</w:t>
+            </w:r>
+          </w:p>
+        </w:tc>
+        <w:tc>
+          <w:tcPr>
+            <w:tcW w:type="dxa" w:w="3560"/>
+            <w:shd w:fill="EEF4F8" w:color="auto" w:val="clear"/>
+            <w:tcMar>
+              <w:top w:type="dxa" w:w="60"/>
+              <w:left w:type="dxa" w:w="100"/>
+              <w:bottom w:type="dxa" w:w="60"/>
+              <w:right w:type="dxa" w:w="100"/>
+            </w:tcMar>
+          </w:tcPr>
+          <w:p>
+            <w:pPr>
+              <w:spacing w:after="0" w:before="0"/>
+            </w:pPr>
+            <w:r>
+              <w:rPr>
+                <w:b/>
+                <w:bCs/>
+                <w:color w:val="0F2B3C"/>
+                <w:sz w:val="16"/>
+                <w:szCs w:val="16"/>
+              </w:rPr>
+              <w:t xml:space="preserve">WORKING SPACE / CALCULATION STEPS</w:t>
+            </w:r>
+          </w:p>
+        </w:tc>
+        <w:tc>
+          <w:tcPr>
+            <w:tcW w:type="dxa" w:w="3000"/>
+            <w:shd w:fill="FBF3E2" w:color="auto" w:val="clear"/>
+            <w:tcMar>
+              <w:top w:type="dxa" w:w="60"/>
+              <w:left w:type="dxa" w:w="100"/>
+              <w:bottom w:type="dxa" w:w="60"/>
+              <w:right w:type="dxa" w:w="100"/>
+            </w:tcMar>
+          </w:tcPr>
+          <w:p>
+            <w:pPr>
+              <w:spacing w:after="0" w:before="0"/>
+            </w:pPr>
+            <w:r>
+              <w:rPr>
+                <w:b/>
+                <w:bCs/>
+                <w:color w:val="7A5400"/>
+                <w:sz w:val="16"/>
+                <w:szCs w:val="16"/>
+              </w:rPr>
+              <w:t xml:space="preserve">EXPLAIN YOUR REASONING</w:t>
+            </w:r>
+          </w:p>
+        </w:tc>
+      </w:tr>
+      <w:tr>
+        <w:trPr>
+          <w:cantSplit/>
+        </w:trPr>
+        <w:tc>
+          <w:tcPr>
+            <w:tcW w:type="dxa" w:w="2800"/>
+            <w:tcMar>
+              <w:top w:type="dxa" w:w="80"/>
+              <w:left w:type="dxa" w:w="100"/>
+              <w:bottom w:type="dxa" w:w="80"/>
+              <w:right w:type="dxa" w:w="100"/>
+            </w:tcMar>
+            <w:vAlign w:val="top"/>
+          </w:tcPr>
+          <w:p>
+            <w:pPr>
+              <w:spacing w:after="40" w:before="0"/>
+            </w:pPr>
+            <w:r>
+              <w:rPr>
+                <w:b/>
+                <w:bCs/>
+                <w:color w:val="0F2B3C"/>
+                <w:sz w:val="20"/>
+                <w:szCs w:val="20"/>
+              </w:rPr>
+              <w:t xml:space="preserve">1.  50% means 50 out of how many?</w:t>
+            </w:r>
+          </w:p>
+        </w:tc>
+        <w:tc>
+          <w:tcPr>
+            <w:tcW w:type="dxa" w:w="3560"/>
+            <w:tcMar>
+              <w:top w:type="dxa" w:w="80"/>
+              <w:left w:type="dxa" w:w="100"/>
+              <w:bottom w:type="dxa" w:w="80"/>
+              <w:right w:type="dxa" w:w="100"/>
+            </w:tcMar>
+            <w:vAlign w:val="top"/>
+          </w:tcPr>
+          <w:p>
+            <w:pPr>
+              <w:spacing w:after="50" w:before="0"/>
+            </w:pPr>
+            <w:r>
+              <w:rPr>
+                <w:color w:val="BBBBBB"/>
+                <w:sz w:val="18"/>
+                <w:szCs w:val="18"/>
+              </w:rPr>
+              <w:t xml:space="preserve">____________________________</w:t>
+            </w:r>
+          </w:p>
+          <w:p>
+            <w:pPr>
+              <w:spacing w:after="50" w:before="0"/>
+            </w:pPr>
+            <w:r>
+              <w:rPr>
+                <w:color w:val="BBBBBB"/>
+                <w:sz w:val="18"/>
+                <w:szCs w:val="18"/>
+              </w:rPr>
+              <w:t xml:space="preserve">____________________________</w:t>
+            </w:r>
+          </w:p>
+          <w:p>
+            <w:pPr>
+              <w:spacing w:after="50" w:before="0"/>
+            </w:pPr>
+            <w:r>
+              <w:rPr>
+                <w:color w:val="BBBBBB"/>
+                <w:sz w:val="18"/>
+                <w:szCs w:val="18"/>
+              </w:rPr>
+              <w:t xml:space="preserve">____________________________</w:t>
+            </w:r>
+          </w:p>
+          <w:p>
+            <w:pPr>
+              <w:spacing w:after="50" w:before="0"/>
+            </w:pPr>
+            <w:r>
+              <w:rPr>
+                <w:color w:val="BBBBBB"/>
+                <w:sz w:val="18"/>
+                <w:szCs w:val="18"/>
+              </w:rPr>
+              <w:t xml:space="preserve">____________________________</w:t>
+            </w:r>
+          </w:p>
+        </w:tc>
+        <w:tc>
+          <w:tcPr>
+            <w:tcW w:type="dxa" w:w="3000"/>
+            <w:shd w:fill="FBF3E2" w:color="auto" w:val="clear"/>
+            <w:tcMar>
+              <w:top w:type="dxa" w:w="80"/>
+              <w:left w:type="dxa" w:w="100"/>
+              <w:bottom w:type="dxa" w:w="80"/>
+              <w:right w:type="dxa" w:w="100"/>
+            </w:tcMar>
+            <w:vAlign w:val="top"/>
+          </w:tcPr>
+          <w:p>
+            <w:pPr>
+              <w:spacing w:after="30" w:before="0"/>
+            </w:pPr>
+            <w:r>
+              <w:rPr>
+                <w:b/>
+                <w:bCs/>
+                <w:color w:val="0F2B3C"/>
+                <w:sz w:val="18"/>
+                <w:szCs w:val="18"/>
+              </w:rPr>
+              <w:t xml:space="preserve">Because... ________________</w:t>
+            </w:r>
+          </w:p>
+          <w:p>
+            <w:pPr>
+              <w:spacing w:after="50" w:before="0"/>
+            </w:pPr>
+            <w:r>
+              <w:rPr>
+                <w:color w:val="BBBBBB"/>
+                <w:sz w:val="18"/>
+                <w:szCs w:val="18"/>
+              </w:rPr>
+              <w:t xml:space="preserve">____________________________</w:t>
+            </w:r>
+          </w:p>
+          <w:p>
+            <w:pPr>
+              <w:spacing w:after="30" w:before="40"/>
+            </w:pPr>
+            <w:r>
+              <w:rPr>
+                <w:b/>
+                <w:bCs/>
+                <w:color w:val="1A6FB5"/>
+                <w:sz w:val="18"/>
+                <w:szCs w:val="18"/>
+              </w:rPr>
+              <w:t xml:space="preserve">Although... _______________</w:t>
+            </w:r>
+          </w:p>
+          <w:p>
+            <w:pPr>
+              <w:spacing w:after="50" w:before="0"/>
+            </w:pPr>
+            <w:r>
+              <w:rPr>
+                <w:color w:val="BBBBBB"/>
+                <w:sz w:val="18"/>
+                <w:szCs w:val="18"/>
+              </w:rPr>
+              <w:t xml:space="preserve">____________________________</w:t>
+            </w:r>
+          </w:p>
+          <w:p>
+            <w:pPr>
+              <w:spacing w:after="30" w:before="40"/>
+            </w:pPr>
+            <w:r>
+              <w:rPr>
+                <w:b/>
+                <w:bCs/>
+                <w:color w:val="7A5400"/>
+                <w:sz w:val="18"/>
+                <w:szCs w:val="18"/>
+              </w:rPr>
+              <w:t xml:space="preserve">Therefore... ______________</w:t>
+            </w:r>
+          </w:p>
+          <w:p>
+            <w:pPr>
+              <w:spacing w:after="50" w:before="0"/>
+            </w:pPr>
+            <w:r>
+              <w:rPr>
+                <w:color w:val="BBBBBB"/>
+                <w:sz w:val="18"/>
+                <w:szCs w:val="18"/>
+              </w:rPr>
+              <w:t xml:space="preserve">____________________________</w:t>
+            </w:r>
+          </w:p>
+        </w:tc>
+      </w:tr>
+    </w:tbl>
+    <w:p>
+      <w:pPr>
+        <w:spacing w:after="60" w:before="0"/>
+      </w:pPr>
+      <w:r>
+        <w:t xml:space="preserve"/>
+      </w:r>
+    </w:p>
+    <w:tbl>
+      <w:tblPr>
+        <w:tblW w:type="dxa" w:w="9360"/>
+        <w:tblBorders>
+          <w:top w:val="single" w:color="C7D2DD" w:sz="6"/>
+          <w:left w:val="single" w:color="C7D2DD" w:sz="6"/>
+          <w:bottom w:val="single" w:color="C7D2DD" w:sz="6"/>
+          <w:right w:val="single" w:color="C7D2DD" w:sz="6"/>
+          <w:insideH w:val="single" w:color="C7D2DD" w:sz="6"/>
+          <w:insideV w:val="single" w:color="C7D2DD" w:sz="6"/>
+        </w:tblBorders>
+      </w:tblPr>
+      <w:tblGrid>
+        <w:gridCol w:w="2800"/>
+        <w:gridCol w:w="3560"/>
+        <w:gridCol w:w="3000"/>
+      </w:tblGrid>
+      <w:tr>
+        <w:trPr>
+          <w:cantSplit/>
+          <w:tblHeader/>
+        </w:trPr>
+        <w:tc>
+          <w:tcPr>
+            <w:tcW w:type="dxa" w:w="2800"/>
+            <w:shd w:fill="EEF4F8" w:color="auto" w:val="clear"/>
+            <w:tcMar>
+              <w:top w:type="dxa" w:w="60"/>
+              <w:left w:type="dxa" w:w="100"/>
+              <w:bottom w:type="dxa" w:w="60"/>
+              <w:right w:type="dxa" w:w="100"/>
+            </w:tcMar>
+          </w:tcPr>
+          <w:p>
+            <w:pPr>
+              <w:spacing w:after="0" w:before="0"/>
+            </w:pPr>
+            <w:r>
+              <w:rPr>
+                <w:b/>
+                <w:bCs/>
+                <w:color w:val="0F2B3C"/>
+                <w:sz w:val="16"/>
+                <w:szCs w:val="16"/>
+              </w:rPr>
+              <w:t xml:space="preserve">CORE PROBLEM / GIVEN REPRESENTATION</w:t>
+            </w:r>
+          </w:p>
+        </w:tc>
+        <w:tc>
+          <w:tcPr>
+            <w:tcW w:type="dxa" w:w="3560"/>
+            <w:shd w:fill="EEF4F8" w:color="auto" w:val="clear"/>
+            <w:tcMar>
+              <w:top w:type="dxa" w:w="60"/>
+              <w:left w:type="dxa" w:w="100"/>
+              <w:bottom w:type="dxa" w:w="60"/>
+              <w:right w:type="dxa" w:w="100"/>
+            </w:tcMar>
+          </w:tcPr>
+          <w:p>
+            <w:pPr>
+              <w:spacing w:after="0" w:before="0"/>
+            </w:pPr>
+            <w:r>
+              <w:rPr>
+                <w:b/>
+                <w:bCs/>
+                <w:color w:val="0F2B3C"/>
+                <w:sz w:val="16"/>
+                <w:szCs w:val="16"/>
+              </w:rPr>
+              <w:t xml:space="preserve">WORKING SPACE / CALCULATION STEPS</w:t>
+            </w:r>
+          </w:p>
+        </w:tc>
+        <w:tc>
+          <w:tcPr>
+            <w:tcW w:type="dxa" w:w="3000"/>
+            <w:shd w:fill="FBF3E2" w:color="auto" w:val="clear"/>
+            <w:tcMar>
+              <w:top w:type="dxa" w:w="60"/>
+              <w:left w:type="dxa" w:w="100"/>
+              <w:bottom w:type="dxa" w:w="60"/>
+              <w:right w:type="dxa" w:w="100"/>
+            </w:tcMar>
+          </w:tcPr>
+          <w:p>
+            <w:pPr>
+              <w:spacing w:after="0" w:before="0"/>
+            </w:pPr>
+            <w:r>
+              <w:rPr>
+                <w:b/>
+                <w:bCs/>
+                <w:color w:val="7A5400"/>
+                <w:sz w:val="16"/>
+                <w:szCs w:val="16"/>
+              </w:rPr>
+              <w:t xml:space="preserve">EXPLAIN YOUR REASONING</w:t>
+            </w:r>
+          </w:p>
+        </w:tc>
+      </w:tr>
+      <w:tr>
+        <w:trPr>
+          <w:cantSplit/>
+        </w:trPr>
+        <w:tc>
+          <w:tcPr>
+            <w:tcW w:type="dxa" w:w="2800"/>
+            <w:tcMar>
+              <w:top w:type="dxa" w:w="80"/>
+              <w:left w:type="dxa" w:w="100"/>
+              <w:bottom w:type="dxa" w:w="80"/>
+              <w:right w:type="dxa" w:w="100"/>
+            </w:tcMar>
+            <w:vAlign w:val="top"/>
+          </w:tcPr>
+          <w:p>
+            <w:pPr>
+              <w:spacing w:after="40" w:before="0"/>
+            </w:pPr>
+            <w:r>
+              <w:rPr>
+                <w:b/>
+                <w:bCs/>
+                <w:color w:val="0F2B3C"/>
+                <w:sz w:val="20"/>
+                <w:szCs w:val="20"/>
+              </w:rPr>
+              <w:t xml:space="preserve">2.  Which decimal equals 1/2?</w:t>
+            </w:r>
+          </w:p>
+          <w:p>
+            <w:pPr>
+              <w:spacing w:after="0" w:before="0"/>
+            </w:pPr>
+            <w:r>
+              <w:rPr>
+                <w:color w:val="5E6E7E"/>
+                <w:sz w:val="18"/>
+                <w:szCs w:val="18"/>
+              </w:rPr>
+              <w:t xml:space="preserve">Choices: 0.5   /   0.25   /   5.0   /   0.05</w:t>
+            </w:r>
+          </w:p>
+        </w:tc>
+        <w:tc>
+          <w:tcPr>
+            <w:tcW w:type="dxa" w:w="3560"/>
+            <w:tcMar>
+              <w:top w:type="dxa" w:w="80"/>
+              <w:left w:type="dxa" w:w="100"/>
+              <w:bottom w:type="dxa" w:w="80"/>
+              <w:right w:type="dxa" w:w="100"/>
+            </w:tcMar>
+            <w:vAlign w:val="top"/>
+          </w:tcPr>
+          <w:p>
+            <w:pPr>
+              <w:spacing w:after="50" w:before="0"/>
+            </w:pPr>
+            <w:r>
+              <w:rPr>
+                <w:color w:val="BBBBBB"/>
+                <w:sz w:val="18"/>
+                <w:szCs w:val="18"/>
+              </w:rPr>
+              <w:t xml:space="preserve">____________________________</w:t>
+            </w:r>
+          </w:p>
+          <w:p>
+            <w:pPr>
+              <w:spacing w:after="50" w:before="0"/>
+            </w:pPr>
+            <w:r>
+              <w:rPr>
+                <w:color w:val="BBBBBB"/>
+                <w:sz w:val="18"/>
+                <w:szCs w:val="18"/>
+              </w:rPr>
+              <w:t xml:space="preserve">____________________________</w:t>
+            </w:r>
+          </w:p>
+          <w:p>
+            <w:pPr>
+              <w:spacing w:after="50" w:before="0"/>
+            </w:pPr>
+            <w:r>
+              <w:rPr>
+                <w:color w:val="BBBBBB"/>
+                <w:sz w:val="18"/>
+                <w:szCs w:val="18"/>
+              </w:rPr>
+              <w:t xml:space="preserve">____________________________</w:t>
+            </w:r>
+          </w:p>
+          <w:p>
+            <w:pPr>
+              <w:spacing w:after="50" w:before="0"/>
+            </w:pPr>
+            <w:r>
+              <w:rPr>
+                <w:color w:val="BBBBBB"/>
+                <w:sz w:val="18"/>
+                <w:szCs w:val="18"/>
+              </w:rPr>
+              <w:t xml:space="preserve">____________________________</w:t>
+            </w:r>
+          </w:p>
+        </w:tc>
+        <w:tc>
+          <w:tcPr>
+            <w:tcW w:type="dxa" w:w="3000"/>
+            <w:shd w:fill="FBF3E2" w:color="auto" w:val="clear"/>
+            <w:tcMar>
+              <w:top w:type="dxa" w:w="80"/>
+              <w:left w:type="dxa" w:w="100"/>
+              <w:bottom w:type="dxa" w:w="80"/>
+              <w:right w:type="dxa" w:w="100"/>
+            </w:tcMar>
+            <w:vAlign w:val="top"/>
+          </w:tcPr>
+          <w:p>
+            <w:pPr>
+              <w:spacing w:after="30" w:before="0"/>
+            </w:pPr>
+            <w:r>
+              <w:rPr>
+                <w:b/>
+                <w:bCs/>
+                <w:color w:val="0F2B3C"/>
+                <w:sz w:val="18"/>
+                <w:szCs w:val="18"/>
+              </w:rPr>
+              <w:t xml:space="preserve">Because... ________________</w:t>
+            </w:r>
+          </w:p>
+          <w:p>
+            <w:pPr>
+              <w:spacing w:after="50" w:before="0"/>
+            </w:pPr>
+            <w:r>
+              <w:rPr>
+                <w:color w:val="BBBBBB"/>
+                <w:sz w:val="18"/>
+                <w:szCs w:val="18"/>
+              </w:rPr>
+              <w:t xml:space="preserve">____________________________</w:t>
+            </w:r>
+          </w:p>
+          <w:p>
+            <w:pPr>
+              <w:spacing w:after="30" w:before="40"/>
+            </w:pPr>
+            <w:r>
+              <w:rPr>
+                <w:b/>
+                <w:bCs/>
+                <w:color w:val="1A6FB5"/>
+                <w:sz w:val="18"/>
+                <w:szCs w:val="18"/>
+              </w:rPr>
+              <w:t xml:space="preserve">Although... _______________</w:t>
+            </w:r>
+          </w:p>
+          <w:p>
+            <w:pPr>
+              <w:spacing w:after="50" w:before="0"/>
+            </w:pPr>
+            <w:r>
+              <w:rPr>
+                <w:color w:val="BBBBBB"/>
+                <w:sz w:val="18"/>
+                <w:szCs w:val="18"/>
+              </w:rPr>
+              <w:t xml:space="preserve">____________________________</w:t>
+            </w:r>
+          </w:p>
+          <w:p>
+            <w:pPr>
+              <w:spacing w:after="30" w:before="40"/>
+            </w:pPr>
+            <w:r>
+              <w:rPr>
+                <w:b/>
+                <w:bCs/>
+                <w:color w:val="7A5400"/>
+                <w:sz w:val="18"/>
+                <w:szCs w:val="18"/>
+              </w:rPr>
+              <w:t xml:space="preserve">Therefore... ______________</w:t>
+            </w:r>
+          </w:p>
+          <w:p>
+            <w:pPr>
+              <w:spacing w:after="50" w:before="0"/>
+            </w:pPr>
+            <w:r>
+              <w:rPr>
+                <w:color w:val="BBBBBB"/>
+                <w:sz w:val="18"/>
+                <w:szCs w:val="18"/>
+              </w:rPr>
+              <w:t xml:space="preserve">____________________________</w:t>
+            </w:r>
+          </w:p>
+        </w:tc>
+      </w:tr>
+    </w:tbl>
+    <w:p>
+      <w:pPr>
+        <w:spacing w:after="60" w:before="0"/>
+      </w:pPr>
+      <w:r>
+        <w:t xml:space="preserve"/>
+      </w:r>
+    </w:p>
+    <w:tbl>
+      <w:tblPr>
+        <w:tblW w:type="dxa" w:w="9360"/>
+        <w:tblBorders>
+          <w:top w:val="single" w:color="C7D2DD" w:sz="6"/>
+          <w:left w:val="single" w:color="C7D2DD" w:sz="6"/>
+          <w:bottom w:val="single" w:color="C7D2DD" w:sz="6"/>
+          <w:right w:val="single" w:color="C7D2DD" w:sz="6"/>
+          <w:insideH w:val="single" w:color="C7D2DD" w:sz="6"/>
+          <w:insideV w:val="single" w:color="C7D2DD" w:sz="6"/>
+        </w:tblBorders>
+      </w:tblPr>
+      <w:tblGrid>
+        <w:gridCol w:w="2800"/>
+        <w:gridCol w:w="3560"/>
+        <w:gridCol w:w="3000"/>
+      </w:tblGrid>
+      <w:tr>
+        <w:trPr>
+          <w:cantSplit/>
+          <w:tblHeader/>
+        </w:trPr>
+        <w:tc>
+          <w:tcPr>
+            <w:tcW w:type="dxa" w:w="2800"/>
+            <w:shd w:fill="EEF4F8" w:color="auto" w:val="clear"/>
+            <w:tcMar>
+              <w:top w:type="dxa" w:w="60"/>
+              <w:left w:type="dxa" w:w="100"/>
+              <w:bottom w:type="dxa" w:w="60"/>
+              <w:right w:type="dxa" w:w="100"/>
+            </w:tcMar>
+          </w:tcPr>
+          <w:p>
+            <w:pPr>
+              <w:spacing w:after="0" w:before="0"/>
+            </w:pPr>
+            <w:r>
+              <w:rPr>
+                <w:b/>
+                <w:bCs/>
+                <w:color w:val="0F2B3C"/>
+                <w:sz w:val="16"/>
+                <w:szCs w:val="16"/>
+              </w:rPr>
+              <w:t xml:space="preserve">CORE PROBLEM / GIVEN REPRESENTATION</w:t>
+            </w:r>
+          </w:p>
+        </w:tc>
+        <w:tc>
+          <w:tcPr>
+            <w:tcW w:type="dxa" w:w="3560"/>
+            <w:shd w:fill="EEF4F8" w:color="auto" w:val="clear"/>
+            <w:tcMar>
+              <w:top w:type="dxa" w:w="60"/>
+              <w:left w:type="dxa" w:w="100"/>
+              <w:bottom w:type="dxa" w:w="60"/>
+              <w:right w:type="dxa" w:w="100"/>
+            </w:tcMar>
+          </w:tcPr>
+          <w:p>
+            <w:pPr>
+              <w:spacing w:after="0" w:before="0"/>
+            </w:pPr>
+            <w:r>
+              <w:rPr>
+                <w:b/>
+                <w:bCs/>
+                <w:color w:val="0F2B3C"/>
+                <w:sz w:val="16"/>
+                <w:szCs w:val="16"/>
+              </w:rPr>
+              <w:t xml:space="preserve">WORKING SPACE / CALCULATION STEPS</w:t>
+            </w:r>
+          </w:p>
+        </w:tc>
+        <w:tc>
+          <w:tcPr>
+            <w:tcW w:type="dxa" w:w="3000"/>
+            <w:shd w:fill="FBF3E2" w:color="auto" w:val="clear"/>
+            <w:tcMar>
+              <w:top w:type="dxa" w:w="60"/>
+              <w:left w:type="dxa" w:w="100"/>
+              <w:bottom w:type="dxa" w:w="60"/>
+              <w:right w:type="dxa" w:w="100"/>
+            </w:tcMar>
+          </w:tcPr>
+          <w:p>
+            <w:pPr>
+              <w:spacing w:after="0" w:before="0"/>
+            </w:pPr>
+            <w:r>
+              <w:rPr>
+                <w:b/>
+                <w:bCs/>
+                <w:color w:val="7A5400"/>
+                <w:sz w:val="16"/>
+                <w:szCs w:val="16"/>
+              </w:rPr>
+              <w:t xml:space="preserve">EXPLAIN YOUR REASONING</w:t>
+            </w:r>
+          </w:p>
+        </w:tc>
+      </w:tr>
+      <w:tr>
+        <w:trPr>
+          <w:cantSplit/>
+        </w:trPr>
+        <w:tc>
+          <w:tcPr>
+            <w:tcW w:type="dxa" w:w="2800"/>
+            <w:tcMar>
+              <w:top w:type="dxa" w:w="80"/>
+              <w:left w:type="dxa" w:w="100"/>
+              <w:bottom w:type="dxa" w:w="80"/>
+              <w:right w:type="dxa" w:w="100"/>
+            </w:tcMar>
+            <w:vAlign w:val="top"/>
+          </w:tcPr>
+          <w:p>
+            <w:pPr>
+              <w:spacing w:after="40" w:before="0"/>
+            </w:pPr>
+            <w:r>
+              <w:rPr>
+                <w:b/>
+                <w:bCs/>
+                <w:color w:val="0F2B3C"/>
+                <w:sz w:val="20"/>
+                <w:szCs w:val="20"/>
+              </w:rPr>
+              <w:t xml:space="preserve">3.  Which decimal equals 1/4?</w:t>
+            </w:r>
+          </w:p>
+          <w:p>
+            <w:pPr>
+              <w:spacing w:after="0" w:before="0"/>
+            </w:pPr>
+            <w:r>
+              <w:rPr>
+                <w:color w:val="5E6E7E"/>
+                <w:sz w:val="18"/>
+                <w:szCs w:val="18"/>
+              </w:rPr>
+              <w:t xml:space="preserve">Choices: 0.4   /   0.25   /   0.14   /   4.0</w:t>
+            </w:r>
+          </w:p>
+        </w:tc>
+        <w:tc>
+          <w:tcPr>
+            <w:tcW w:type="dxa" w:w="3560"/>
+            <w:tcMar>
+              <w:top w:type="dxa" w:w="80"/>
+              <w:left w:type="dxa" w:w="100"/>
+              <w:bottom w:type="dxa" w:w="80"/>
+              <w:right w:type="dxa" w:w="100"/>
+            </w:tcMar>
+            <w:vAlign w:val="top"/>
+          </w:tcPr>
+          <w:p>
+            <w:pPr>
+              <w:spacing w:after="50" w:before="0"/>
+            </w:pPr>
+            <w:r>
+              <w:rPr>
+                <w:color w:val="BBBBBB"/>
+                <w:sz w:val="18"/>
+                <w:szCs w:val="18"/>
+              </w:rPr>
+              <w:t xml:space="preserve">____________________________</w:t>
+            </w:r>
+          </w:p>
+          <w:p>
+            <w:pPr>
+              <w:spacing w:after="50" w:before="0"/>
+            </w:pPr>
+            <w:r>
+              <w:rPr>
+                <w:color w:val="BBBBBB"/>
+                <w:sz w:val="18"/>
+                <w:szCs w:val="18"/>
+              </w:rPr>
+              <w:t xml:space="preserve">____________________________</w:t>
+            </w:r>
+          </w:p>
+          <w:p>
+            <w:pPr>
+              <w:spacing w:after="50" w:before="0"/>
+            </w:pPr>
+            <w:r>
+              <w:rPr>
+                <w:color w:val="BBBBBB"/>
+                <w:sz w:val="18"/>
+                <w:szCs w:val="18"/>
+              </w:rPr>
+              <w:t xml:space="preserve">____________________________</w:t>
+            </w:r>
+          </w:p>
+          <w:p>
+            <w:pPr>
+              <w:spacing w:after="50" w:before="0"/>
+            </w:pPr>
+            <w:r>
+              <w:rPr>
+                <w:color w:val="BBBBBB"/>
+                <w:sz w:val="18"/>
+                <w:szCs w:val="18"/>
+              </w:rPr>
+              <w:t xml:space="preserve">____________________________</w:t>
+            </w:r>
+          </w:p>
+        </w:tc>
+        <w:tc>
+          <w:tcPr>
+            <w:tcW w:type="dxa" w:w="3000"/>
+            <w:shd w:fill="FBF3E2" w:color="auto" w:val="clear"/>
+            <w:tcMar>
+              <w:top w:type="dxa" w:w="80"/>
+              <w:left w:type="dxa" w:w="100"/>
+              <w:bottom w:type="dxa" w:w="80"/>
+              <w:right w:type="dxa" w:w="100"/>
+            </w:tcMar>
+            <w:vAlign w:val="top"/>
+          </w:tcPr>
+          <w:p>
+            <w:pPr>
+              <w:spacing w:after="30" w:before="0"/>
+            </w:pPr>
+            <w:r>
+              <w:rPr>
+                <w:b/>
+                <w:bCs/>
+                <w:color w:val="0F2B3C"/>
+                <w:sz w:val="18"/>
+                <w:szCs w:val="18"/>
+              </w:rPr>
+              <w:t xml:space="preserve">Because... ________________</w:t>
+            </w:r>
+          </w:p>
+          <w:p>
+            <w:pPr>
+              <w:spacing w:after="50" w:before="0"/>
+            </w:pPr>
+            <w:r>
+              <w:rPr>
+                <w:color w:val="BBBBBB"/>
+                <w:sz w:val="18"/>
+                <w:szCs w:val="18"/>
+              </w:rPr>
+              <w:t xml:space="preserve">____________________________</w:t>
+            </w:r>
+          </w:p>
+          <w:p>
+            <w:pPr>
+              <w:spacing w:after="30" w:before="40"/>
+            </w:pPr>
+            <w:r>
+              <w:rPr>
+                <w:b/>
+                <w:bCs/>
+                <w:color w:val="1A6FB5"/>
+                <w:sz w:val="18"/>
+                <w:szCs w:val="18"/>
+              </w:rPr>
+              <w:t xml:space="preserve">Although... _______________</w:t>
+            </w:r>
+          </w:p>
+          <w:p>
+            <w:pPr>
+              <w:spacing w:after="50" w:before="0"/>
+            </w:pPr>
+            <w:r>
+              <w:rPr>
+                <w:color w:val="BBBBBB"/>
+                <w:sz w:val="18"/>
+                <w:szCs w:val="18"/>
+              </w:rPr>
+              <w:t xml:space="preserve">____________________________</w:t>
+            </w:r>
+          </w:p>
+          <w:p>
+            <w:pPr>
+              <w:spacing w:after="30" w:before="40"/>
+            </w:pPr>
+            <w:r>
+              <w:rPr>
+                <w:b/>
+                <w:bCs/>
+                <w:color w:val="7A5400"/>
+                <w:sz w:val="18"/>
+                <w:szCs w:val="18"/>
+              </w:rPr>
+              <w:t xml:space="preserve">Therefore... ______________</w:t>
+            </w:r>
+          </w:p>
+          <w:p>
+            <w:pPr>
+              <w:spacing w:after="50" w:before="0"/>
+            </w:pPr>
+            <w:r>
+              <w:rPr>
+                <w:color w:val="BBBBBB"/>
+                <w:sz w:val="18"/>
+                <w:szCs w:val="18"/>
+              </w:rPr>
+              <w:t xml:space="preserve">____________________________</w:t>
+            </w:r>
+          </w:p>
+        </w:tc>
+      </w:tr>
+    </w:tbl>
+    <w:p>
+      <w:pPr>
+        <w:spacing w:after="60" w:before="0"/>
+      </w:pPr>
+      <w:r>
+        <w:t xml:space="preserve"/>
       </w:r>
     </w:p>
     <w:p>
@@ -251,112 +2352,961 @@
         <w:t xml:space="preserve">Switch between the three forms.</w:t>
       </w:r>
     </w:p>
-    <w:p>
-      <w:pPr>
-        <w:spacing w:after="40" w:before="0"/>
-      </w:pPr>
-      <w:r>
-        <w:rPr>
-          <w:sz w:val="22"/>
-          <w:szCs w:val="22"/>
-        </w:rPr>
-        <w:t xml:space="preserve">1.  Write 25% as a decimal.</w:t>
-      </w:r>
-    </w:p>
-    <w:p>
-      <w:pPr>
-        <w:spacing w:after="40" w:before="0"/>
-      </w:pPr>
-      <w:r>
-        <w:rPr>
-          <w:color w:val="5E6E7E"/>
-          <w:sz w:val="20"/>
-          <w:szCs w:val="20"/>
-        </w:rPr>
-        <w:t xml:space="preserve">     choices: 2.5   /   0.25   /   0.025   /   25.0</w:t>
-      </w:r>
-    </w:p>
-    <w:p>
-      <w:pPr>
-        <w:spacing w:after="80" w:before="0"/>
-      </w:pPr>
-      <w:r>
-        <w:rPr>
-          <w:color w:val="BBBBBB"/>
-        </w:rPr>
-        <w:t xml:space="preserve">____________________________________________________</w:t>
-      </w:r>
-    </w:p>
-    <w:p>
-      <w:pPr>
-        <w:spacing w:after="40" w:before="0"/>
-      </w:pPr>
-      <w:r>
-        <w:rPr>
-          <w:sz w:val="22"/>
-          <w:szCs w:val="22"/>
-        </w:rPr>
-        <w:t xml:space="preserve">2.  Write 0.5 as a percent.</w:t>
-      </w:r>
-    </w:p>
-    <w:p>
-      <w:pPr>
-        <w:spacing w:after="40" w:before="0"/>
-      </w:pPr>
-      <w:r>
-        <w:rPr>
-          <w:color w:val="5E6E7E"/>
-          <w:sz w:val="20"/>
-          <w:szCs w:val="20"/>
-        </w:rPr>
-        <w:t xml:space="preserve">     choices: 5%   /   0.5%   /   50%   /   500%</w:t>
-      </w:r>
-    </w:p>
-    <w:p>
-      <w:pPr>
-        <w:spacing w:after="80" w:before="0"/>
-      </w:pPr>
-      <w:r>
-        <w:rPr>
-          <w:color w:val="BBBBBB"/>
-        </w:rPr>
-        <w:t xml:space="preserve">____________________________________________________</w:t>
-      </w:r>
-    </w:p>
-    <w:p>
-      <w:pPr>
-        <w:spacing w:after="40" w:before="0"/>
-      </w:pPr>
-      <w:r>
-        <w:rPr>
-          <w:sz w:val="22"/>
-          <w:szCs w:val="22"/>
-        </w:rPr>
-        <w:t xml:space="preserve">3.  Which fraction equals 25%?</w:t>
-      </w:r>
-    </w:p>
-    <w:p>
-      <w:pPr>
-        <w:spacing w:after="40" w:before="0"/>
-      </w:pPr>
-      <w:r>
-        <w:rPr>
-          <w:color w:val="5E6E7E"/>
-          <w:sz w:val="20"/>
-          <w:szCs w:val="20"/>
-        </w:rPr>
-        <w:t xml:space="preserve">     choices: 1/4   /   1/2   /   1/25   /   2/5</w:t>
-      </w:r>
-    </w:p>
-    <w:p>
-      <w:pPr>
-        <w:spacing w:after="80" w:before="0"/>
-      </w:pPr>
-      <w:r>
-        <w:rPr>
-          <w:color w:val="BBBBBB"/>
-        </w:rPr>
-        <w:t xml:space="preserve">____________________________________________________</w:t>
+    <w:tbl>
+      <w:tblPr>
+        <w:tblW w:type="dxa" w:w="9360"/>
+        <w:tblBorders>
+          <w:top w:val="single" w:color="C7D2DD" w:sz="6"/>
+          <w:left w:val="single" w:color="C7D2DD" w:sz="6"/>
+          <w:bottom w:val="single" w:color="C7D2DD" w:sz="6"/>
+          <w:right w:val="single" w:color="C7D2DD" w:sz="6"/>
+          <w:insideH w:val="single" w:color="C7D2DD" w:sz="6"/>
+          <w:insideV w:val="single" w:color="C7D2DD" w:sz="6"/>
+        </w:tblBorders>
+      </w:tblPr>
+      <w:tblGrid>
+        <w:gridCol w:w="2800"/>
+        <w:gridCol w:w="3560"/>
+        <w:gridCol w:w="3000"/>
+      </w:tblGrid>
+      <w:tr>
+        <w:trPr>
+          <w:cantSplit/>
+          <w:tblHeader/>
+        </w:trPr>
+        <w:tc>
+          <w:tcPr>
+            <w:tcW w:type="dxa" w:w="2800"/>
+            <w:shd w:fill="EEF4F8" w:color="auto" w:val="clear"/>
+            <w:tcMar>
+              <w:top w:type="dxa" w:w="60"/>
+              <w:left w:type="dxa" w:w="100"/>
+              <w:bottom w:type="dxa" w:w="60"/>
+              <w:right w:type="dxa" w:w="100"/>
+            </w:tcMar>
+          </w:tcPr>
+          <w:p>
+            <w:pPr>
+              <w:spacing w:after="0" w:before="0"/>
+            </w:pPr>
+            <w:r>
+              <w:rPr>
+                <w:b/>
+                <w:bCs/>
+                <w:color w:val="0F2B3C"/>
+                <w:sz w:val="16"/>
+                <w:szCs w:val="16"/>
+              </w:rPr>
+              <w:t xml:space="preserve">CORE PROBLEM / GIVEN REPRESENTATION</w:t>
+            </w:r>
+          </w:p>
+        </w:tc>
+        <w:tc>
+          <w:tcPr>
+            <w:tcW w:type="dxa" w:w="3560"/>
+            <w:shd w:fill="EEF4F8" w:color="auto" w:val="clear"/>
+            <w:tcMar>
+              <w:top w:type="dxa" w:w="60"/>
+              <w:left w:type="dxa" w:w="100"/>
+              <w:bottom w:type="dxa" w:w="60"/>
+              <w:right w:type="dxa" w:w="100"/>
+            </w:tcMar>
+          </w:tcPr>
+          <w:p>
+            <w:pPr>
+              <w:spacing w:after="0" w:before="0"/>
+            </w:pPr>
+            <w:r>
+              <w:rPr>
+                <w:b/>
+                <w:bCs/>
+                <w:color w:val="0F2B3C"/>
+                <w:sz w:val="16"/>
+                <w:szCs w:val="16"/>
+              </w:rPr>
+              <w:t xml:space="preserve">WORKING SPACE / CALCULATION STEPS</w:t>
+            </w:r>
+          </w:p>
+        </w:tc>
+        <w:tc>
+          <w:tcPr>
+            <w:tcW w:type="dxa" w:w="3000"/>
+            <w:shd w:fill="FBF3E2" w:color="auto" w:val="clear"/>
+            <w:tcMar>
+              <w:top w:type="dxa" w:w="60"/>
+              <w:left w:type="dxa" w:w="100"/>
+              <w:bottom w:type="dxa" w:w="60"/>
+              <w:right w:type="dxa" w:w="100"/>
+            </w:tcMar>
+          </w:tcPr>
+          <w:p>
+            <w:pPr>
+              <w:spacing w:after="0" w:before="0"/>
+            </w:pPr>
+            <w:r>
+              <w:rPr>
+                <w:b/>
+                <w:bCs/>
+                <w:color w:val="7A5400"/>
+                <w:sz w:val="16"/>
+                <w:szCs w:val="16"/>
+              </w:rPr>
+              <w:t xml:space="preserve">EXPLAIN YOUR REASONING</w:t>
+            </w:r>
+          </w:p>
+        </w:tc>
+      </w:tr>
+      <w:tr>
+        <w:trPr>
+          <w:cantSplit/>
+        </w:trPr>
+        <w:tc>
+          <w:tcPr>
+            <w:tcW w:type="dxa" w:w="2800"/>
+            <w:tcMar>
+              <w:top w:type="dxa" w:w="80"/>
+              <w:left w:type="dxa" w:w="100"/>
+              <w:bottom w:type="dxa" w:w="80"/>
+              <w:right w:type="dxa" w:w="100"/>
+            </w:tcMar>
+            <w:vAlign w:val="top"/>
+          </w:tcPr>
+          <w:p>
+            <w:pPr>
+              <w:spacing w:after="40" w:before="0"/>
+            </w:pPr>
+            <w:r>
+              <w:rPr>
+                <w:b/>
+                <w:bCs/>
+                <w:color w:val="0F2B3C"/>
+                <w:sz w:val="20"/>
+                <w:szCs w:val="20"/>
+              </w:rPr>
+              <w:t xml:space="preserve">1.  Write 25% as a decimal.</w:t>
+            </w:r>
+          </w:p>
+          <w:p>
+            <w:pPr>
+              <w:spacing w:after="0" w:before="0"/>
+            </w:pPr>
+            <w:r>
+              <w:rPr>
+                <w:color w:val="5E6E7E"/>
+                <w:sz w:val="18"/>
+                <w:szCs w:val="18"/>
+              </w:rPr>
+              <w:t xml:space="preserve">Choices: 2.5   /   0.25   /   0.025   /   25.0</w:t>
+            </w:r>
+          </w:p>
+        </w:tc>
+        <w:tc>
+          <w:tcPr>
+            <w:tcW w:type="dxa" w:w="3560"/>
+            <w:tcMar>
+              <w:top w:type="dxa" w:w="80"/>
+              <w:left w:type="dxa" w:w="100"/>
+              <w:bottom w:type="dxa" w:w="80"/>
+              <w:right w:type="dxa" w:w="100"/>
+            </w:tcMar>
+            <w:vAlign w:val="top"/>
+          </w:tcPr>
+          <w:p>
+            <w:pPr>
+              <w:spacing w:after="50" w:before="0"/>
+            </w:pPr>
+            <w:r>
+              <w:rPr>
+                <w:color w:val="BBBBBB"/>
+                <w:sz w:val="18"/>
+                <w:szCs w:val="18"/>
+              </w:rPr>
+              <w:t xml:space="preserve">____________________________</w:t>
+            </w:r>
+          </w:p>
+          <w:p>
+            <w:pPr>
+              <w:spacing w:after="50" w:before="0"/>
+            </w:pPr>
+            <w:r>
+              <w:rPr>
+                <w:color w:val="BBBBBB"/>
+                <w:sz w:val="18"/>
+                <w:szCs w:val="18"/>
+              </w:rPr>
+              <w:t xml:space="preserve">____________________________</w:t>
+            </w:r>
+          </w:p>
+          <w:p>
+            <w:pPr>
+              <w:spacing w:after="50" w:before="0"/>
+            </w:pPr>
+            <w:r>
+              <w:rPr>
+                <w:color w:val="BBBBBB"/>
+                <w:sz w:val="18"/>
+                <w:szCs w:val="18"/>
+              </w:rPr>
+              <w:t xml:space="preserve">____________________________</w:t>
+            </w:r>
+          </w:p>
+          <w:p>
+            <w:pPr>
+              <w:spacing w:after="50" w:before="0"/>
+            </w:pPr>
+            <w:r>
+              <w:rPr>
+                <w:color w:val="BBBBBB"/>
+                <w:sz w:val="18"/>
+                <w:szCs w:val="18"/>
+              </w:rPr>
+              <w:t xml:space="preserve">____________________________</w:t>
+            </w:r>
+          </w:p>
+        </w:tc>
+        <w:tc>
+          <w:tcPr>
+            <w:tcW w:type="dxa" w:w="3000"/>
+            <w:shd w:fill="FBF3E2" w:color="auto" w:val="clear"/>
+            <w:tcMar>
+              <w:top w:type="dxa" w:w="80"/>
+              <w:left w:type="dxa" w:w="100"/>
+              <w:bottom w:type="dxa" w:w="80"/>
+              <w:right w:type="dxa" w:w="100"/>
+            </w:tcMar>
+            <w:vAlign w:val="top"/>
+          </w:tcPr>
+          <w:p>
+            <w:pPr>
+              <w:spacing w:after="30" w:before="0"/>
+            </w:pPr>
+            <w:r>
+              <w:rPr>
+                <w:b/>
+                <w:bCs/>
+                <w:color w:val="0F2B3C"/>
+                <w:sz w:val="18"/>
+                <w:szCs w:val="18"/>
+              </w:rPr>
+              <w:t xml:space="preserve">Because... ________________</w:t>
+            </w:r>
+          </w:p>
+          <w:p>
+            <w:pPr>
+              <w:spacing w:after="50" w:before="0"/>
+            </w:pPr>
+            <w:r>
+              <w:rPr>
+                <w:color w:val="BBBBBB"/>
+                <w:sz w:val="18"/>
+                <w:szCs w:val="18"/>
+              </w:rPr>
+              <w:t xml:space="preserve">____________________________</w:t>
+            </w:r>
+          </w:p>
+          <w:p>
+            <w:pPr>
+              <w:spacing w:after="30" w:before="40"/>
+            </w:pPr>
+            <w:r>
+              <w:rPr>
+                <w:b/>
+                <w:bCs/>
+                <w:color w:val="1A6FB5"/>
+                <w:sz w:val="18"/>
+                <w:szCs w:val="18"/>
+              </w:rPr>
+              <w:t xml:space="preserve">Although... _______________</w:t>
+            </w:r>
+          </w:p>
+          <w:p>
+            <w:pPr>
+              <w:spacing w:after="50" w:before="0"/>
+            </w:pPr>
+            <w:r>
+              <w:rPr>
+                <w:color w:val="BBBBBB"/>
+                <w:sz w:val="18"/>
+                <w:szCs w:val="18"/>
+              </w:rPr>
+              <w:t xml:space="preserve">____________________________</w:t>
+            </w:r>
+          </w:p>
+          <w:p>
+            <w:pPr>
+              <w:spacing w:after="30" w:before="40"/>
+            </w:pPr>
+            <w:r>
+              <w:rPr>
+                <w:b/>
+                <w:bCs/>
+                <w:color w:val="7A5400"/>
+                <w:sz w:val="18"/>
+                <w:szCs w:val="18"/>
+              </w:rPr>
+              <w:t xml:space="preserve">Therefore... ______________</w:t>
+            </w:r>
+          </w:p>
+          <w:p>
+            <w:pPr>
+              <w:spacing w:after="50" w:before="0"/>
+            </w:pPr>
+            <w:r>
+              <w:rPr>
+                <w:color w:val="BBBBBB"/>
+                <w:sz w:val="18"/>
+                <w:szCs w:val="18"/>
+              </w:rPr>
+              <w:t xml:space="preserve">____________________________</w:t>
+            </w:r>
+          </w:p>
+        </w:tc>
+      </w:tr>
+    </w:tbl>
+    <w:p>
+      <w:pPr>
+        <w:spacing w:after="60" w:before="0"/>
+      </w:pPr>
+      <w:r>
+        <w:t xml:space="preserve"/>
+      </w:r>
+    </w:p>
+    <w:tbl>
+      <w:tblPr>
+        <w:tblW w:type="dxa" w:w="9360"/>
+        <w:tblBorders>
+          <w:top w:val="single" w:color="C7D2DD" w:sz="6"/>
+          <w:left w:val="single" w:color="C7D2DD" w:sz="6"/>
+          <w:bottom w:val="single" w:color="C7D2DD" w:sz="6"/>
+          <w:right w:val="single" w:color="C7D2DD" w:sz="6"/>
+          <w:insideH w:val="single" w:color="C7D2DD" w:sz="6"/>
+          <w:insideV w:val="single" w:color="C7D2DD" w:sz="6"/>
+        </w:tblBorders>
+      </w:tblPr>
+      <w:tblGrid>
+        <w:gridCol w:w="2800"/>
+        <w:gridCol w:w="3560"/>
+        <w:gridCol w:w="3000"/>
+      </w:tblGrid>
+      <w:tr>
+        <w:trPr>
+          <w:cantSplit/>
+          <w:tblHeader/>
+        </w:trPr>
+        <w:tc>
+          <w:tcPr>
+            <w:tcW w:type="dxa" w:w="2800"/>
+            <w:shd w:fill="EEF4F8" w:color="auto" w:val="clear"/>
+            <w:tcMar>
+              <w:top w:type="dxa" w:w="60"/>
+              <w:left w:type="dxa" w:w="100"/>
+              <w:bottom w:type="dxa" w:w="60"/>
+              <w:right w:type="dxa" w:w="100"/>
+            </w:tcMar>
+          </w:tcPr>
+          <w:p>
+            <w:pPr>
+              <w:spacing w:after="0" w:before="0"/>
+            </w:pPr>
+            <w:r>
+              <w:rPr>
+                <w:b/>
+                <w:bCs/>
+                <w:color w:val="0F2B3C"/>
+                <w:sz w:val="16"/>
+                <w:szCs w:val="16"/>
+              </w:rPr>
+              <w:t xml:space="preserve">CORE PROBLEM / GIVEN REPRESENTATION</w:t>
+            </w:r>
+          </w:p>
+        </w:tc>
+        <w:tc>
+          <w:tcPr>
+            <w:tcW w:type="dxa" w:w="3560"/>
+            <w:shd w:fill="EEF4F8" w:color="auto" w:val="clear"/>
+            <w:tcMar>
+              <w:top w:type="dxa" w:w="60"/>
+              <w:left w:type="dxa" w:w="100"/>
+              <w:bottom w:type="dxa" w:w="60"/>
+              <w:right w:type="dxa" w:w="100"/>
+            </w:tcMar>
+          </w:tcPr>
+          <w:p>
+            <w:pPr>
+              <w:spacing w:after="0" w:before="0"/>
+            </w:pPr>
+            <w:r>
+              <w:rPr>
+                <w:b/>
+                <w:bCs/>
+                <w:color w:val="0F2B3C"/>
+                <w:sz w:val="16"/>
+                <w:szCs w:val="16"/>
+              </w:rPr>
+              <w:t xml:space="preserve">WORKING SPACE / CALCULATION STEPS</w:t>
+            </w:r>
+          </w:p>
+        </w:tc>
+        <w:tc>
+          <w:tcPr>
+            <w:tcW w:type="dxa" w:w="3000"/>
+            <w:shd w:fill="FBF3E2" w:color="auto" w:val="clear"/>
+            <w:tcMar>
+              <w:top w:type="dxa" w:w="60"/>
+              <w:left w:type="dxa" w:w="100"/>
+              <w:bottom w:type="dxa" w:w="60"/>
+              <w:right w:type="dxa" w:w="100"/>
+            </w:tcMar>
+          </w:tcPr>
+          <w:p>
+            <w:pPr>
+              <w:spacing w:after="0" w:before="0"/>
+            </w:pPr>
+            <w:r>
+              <w:rPr>
+                <w:b/>
+                <w:bCs/>
+                <w:color w:val="7A5400"/>
+                <w:sz w:val="16"/>
+                <w:szCs w:val="16"/>
+              </w:rPr>
+              <w:t xml:space="preserve">EXPLAIN YOUR REASONING</w:t>
+            </w:r>
+          </w:p>
+        </w:tc>
+      </w:tr>
+      <w:tr>
+        <w:trPr>
+          <w:cantSplit/>
+        </w:trPr>
+        <w:tc>
+          <w:tcPr>
+            <w:tcW w:type="dxa" w:w="2800"/>
+            <w:tcMar>
+              <w:top w:type="dxa" w:w="80"/>
+              <w:left w:type="dxa" w:w="100"/>
+              <w:bottom w:type="dxa" w:w="80"/>
+              <w:right w:type="dxa" w:w="100"/>
+            </w:tcMar>
+            <w:vAlign w:val="top"/>
+          </w:tcPr>
+          <w:p>
+            <w:pPr>
+              <w:spacing w:after="40" w:before="0"/>
+            </w:pPr>
+            <w:r>
+              <w:rPr>
+                <w:b/>
+                <w:bCs/>
+                <w:color w:val="0F2B3C"/>
+                <w:sz w:val="20"/>
+                <w:szCs w:val="20"/>
+              </w:rPr>
+              <w:t xml:space="preserve">2.  Write 0.5 as a percent.</w:t>
+            </w:r>
+          </w:p>
+          <w:p>
+            <w:pPr>
+              <w:spacing w:after="0" w:before="0"/>
+            </w:pPr>
+            <w:r>
+              <w:rPr>
+                <w:color w:val="5E6E7E"/>
+                <w:sz w:val="18"/>
+                <w:szCs w:val="18"/>
+              </w:rPr>
+              <w:t xml:space="preserve">Choices: 5%   /   0.5%   /   50%   /   500%</w:t>
+            </w:r>
+          </w:p>
+        </w:tc>
+        <w:tc>
+          <w:tcPr>
+            <w:tcW w:type="dxa" w:w="3560"/>
+            <w:tcMar>
+              <w:top w:type="dxa" w:w="80"/>
+              <w:left w:type="dxa" w:w="100"/>
+              <w:bottom w:type="dxa" w:w="80"/>
+              <w:right w:type="dxa" w:w="100"/>
+            </w:tcMar>
+            <w:vAlign w:val="top"/>
+          </w:tcPr>
+          <w:p>
+            <w:pPr>
+              <w:spacing w:after="50" w:before="0"/>
+            </w:pPr>
+            <w:r>
+              <w:rPr>
+                <w:color w:val="BBBBBB"/>
+                <w:sz w:val="18"/>
+                <w:szCs w:val="18"/>
+              </w:rPr>
+              <w:t xml:space="preserve">____________________________</w:t>
+            </w:r>
+          </w:p>
+          <w:p>
+            <w:pPr>
+              <w:spacing w:after="50" w:before="0"/>
+            </w:pPr>
+            <w:r>
+              <w:rPr>
+                <w:color w:val="BBBBBB"/>
+                <w:sz w:val="18"/>
+                <w:szCs w:val="18"/>
+              </w:rPr>
+              <w:t xml:space="preserve">____________________________</w:t>
+            </w:r>
+          </w:p>
+          <w:p>
+            <w:pPr>
+              <w:spacing w:after="50" w:before="0"/>
+            </w:pPr>
+            <w:r>
+              <w:rPr>
+                <w:color w:val="BBBBBB"/>
+                <w:sz w:val="18"/>
+                <w:szCs w:val="18"/>
+              </w:rPr>
+              <w:t xml:space="preserve">____________________________</w:t>
+            </w:r>
+          </w:p>
+          <w:p>
+            <w:pPr>
+              <w:spacing w:after="50" w:before="0"/>
+            </w:pPr>
+            <w:r>
+              <w:rPr>
+                <w:color w:val="BBBBBB"/>
+                <w:sz w:val="18"/>
+                <w:szCs w:val="18"/>
+              </w:rPr>
+              <w:t xml:space="preserve">____________________________</w:t>
+            </w:r>
+          </w:p>
+        </w:tc>
+        <w:tc>
+          <w:tcPr>
+            <w:tcW w:type="dxa" w:w="3000"/>
+            <w:shd w:fill="FBF3E2" w:color="auto" w:val="clear"/>
+            <w:tcMar>
+              <w:top w:type="dxa" w:w="80"/>
+              <w:left w:type="dxa" w:w="100"/>
+              <w:bottom w:type="dxa" w:w="80"/>
+              <w:right w:type="dxa" w:w="100"/>
+            </w:tcMar>
+            <w:vAlign w:val="top"/>
+          </w:tcPr>
+          <w:p>
+            <w:pPr>
+              <w:spacing w:after="30" w:before="0"/>
+            </w:pPr>
+            <w:r>
+              <w:rPr>
+                <w:b/>
+                <w:bCs/>
+                <w:color w:val="0F2B3C"/>
+                <w:sz w:val="18"/>
+                <w:szCs w:val="18"/>
+              </w:rPr>
+              <w:t xml:space="preserve">Because... ________________</w:t>
+            </w:r>
+          </w:p>
+          <w:p>
+            <w:pPr>
+              <w:spacing w:after="50" w:before="0"/>
+            </w:pPr>
+            <w:r>
+              <w:rPr>
+                <w:color w:val="BBBBBB"/>
+                <w:sz w:val="18"/>
+                <w:szCs w:val="18"/>
+              </w:rPr>
+              <w:t xml:space="preserve">____________________________</w:t>
+            </w:r>
+          </w:p>
+          <w:p>
+            <w:pPr>
+              <w:spacing w:after="30" w:before="40"/>
+            </w:pPr>
+            <w:r>
+              <w:rPr>
+                <w:b/>
+                <w:bCs/>
+                <w:color w:val="1A6FB5"/>
+                <w:sz w:val="18"/>
+                <w:szCs w:val="18"/>
+              </w:rPr>
+              <w:t xml:space="preserve">Although... _______________</w:t>
+            </w:r>
+          </w:p>
+          <w:p>
+            <w:pPr>
+              <w:spacing w:after="50" w:before="0"/>
+            </w:pPr>
+            <w:r>
+              <w:rPr>
+                <w:color w:val="BBBBBB"/>
+                <w:sz w:val="18"/>
+                <w:szCs w:val="18"/>
+              </w:rPr>
+              <w:t xml:space="preserve">____________________________</w:t>
+            </w:r>
+          </w:p>
+          <w:p>
+            <w:pPr>
+              <w:spacing w:after="30" w:before="40"/>
+            </w:pPr>
+            <w:r>
+              <w:rPr>
+                <w:b/>
+                <w:bCs/>
+                <w:color w:val="7A5400"/>
+                <w:sz w:val="18"/>
+                <w:szCs w:val="18"/>
+              </w:rPr>
+              <w:t xml:space="preserve">Therefore... ______________</w:t>
+            </w:r>
+          </w:p>
+          <w:p>
+            <w:pPr>
+              <w:spacing w:after="50" w:before="0"/>
+            </w:pPr>
+            <w:r>
+              <w:rPr>
+                <w:color w:val="BBBBBB"/>
+                <w:sz w:val="18"/>
+                <w:szCs w:val="18"/>
+              </w:rPr>
+              <w:t xml:space="preserve">____________________________</w:t>
+            </w:r>
+          </w:p>
+        </w:tc>
+      </w:tr>
+    </w:tbl>
+    <w:p>
+      <w:pPr>
+        <w:spacing w:after="60" w:before="0"/>
+      </w:pPr>
+      <w:r>
+        <w:t xml:space="preserve"/>
+      </w:r>
+    </w:p>
+    <w:tbl>
+      <w:tblPr>
+        <w:tblW w:type="dxa" w:w="9360"/>
+        <w:tblBorders>
+          <w:top w:val="single" w:color="C7D2DD" w:sz="6"/>
+          <w:left w:val="single" w:color="C7D2DD" w:sz="6"/>
+          <w:bottom w:val="single" w:color="C7D2DD" w:sz="6"/>
+          <w:right w:val="single" w:color="C7D2DD" w:sz="6"/>
+          <w:insideH w:val="single" w:color="C7D2DD" w:sz="6"/>
+          <w:insideV w:val="single" w:color="C7D2DD" w:sz="6"/>
+        </w:tblBorders>
+      </w:tblPr>
+      <w:tblGrid>
+        <w:gridCol w:w="2800"/>
+        <w:gridCol w:w="3560"/>
+        <w:gridCol w:w="3000"/>
+      </w:tblGrid>
+      <w:tr>
+        <w:trPr>
+          <w:cantSplit/>
+          <w:tblHeader/>
+        </w:trPr>
+        <w:tc>
+          <w:tcPr>
+            <w:tcW w:type="dxa" w:w="2800"/>
+            <w:shd w:fill="EEF4F8" w:color="auto" w:val="clear"/>
+            <w:tcMar>
+              <w:top w:type="dxa" w:w="60"/>
+              <w:left w:type="dxa" w:w="100"/>
+              <w:bottom w:type="dxa" w:w="60"/>
+              <w:right w:type="dxa" w:w="100"/>
+            </w:tcMar>
+          </w:tcPr>
+          <w:p>
+            <w:pPr>
+              <w:spacing w:after="0" w:before="0"/>
+            </w:pPr>
+            <w:r>
+              <w:rPr>
+                <w:b/>
+                <w:bCs/>
+                <w:color w:val="0F2B3C"/>
+                <w:sz w:val="16"/>
+                <w:szCs w:val="16"/>
+              </w:rPr>
+              <w:t xml:space="preserve">CORE PROBLEM / GIVEN REPRESENTATION</w:t>
+            </w:r>
+          </w:p>
+        </w:tc>
+        <w:tc>
+          <w:tcPr>
+            <w:tcW w:type="dxa" w:w="3560"/>
+            <w:shd w:fill="EEF4F8" w:color="auto" w:val="clear"/>
+            <w:tcMar>
+              <w:top w:type="dxa" w:w="60"/>
+              <w:left w:type="dxa" w:w="100"/>
+              <w:bottom w:type="dxa" w:w="60"/>
+              <w:right w:type="dxa" w:w="100"/>
+            </w:tcMar>
+          </w:tcPr>
+          <w:p>
+            <w:pPr>
+              <w:spacing w:after="0" w:before="0"/>
+            </w:pPr>
+            <w:r>
+              <w:rPr>
+                <w:b/>
+                <w:bCs/>
+                <w:color w:val="0F2B3C"/>
+                <w:sz w:val="16"/>
+                <w:szCs w:val="16"/>
+              </w:rPr>
+              <w:t xml:space="preserve">WORKING SPACE / CALCULATION STEPS</w:t>
+            </w:r>
+          </w:p>
+        </w:tc>
+        <w:tc>
+          <w:tcPr>
+            <w:tcW w:type="dxa" w:w="3000"/>
+            <w:shd w:fill="FBF3E2" w:color="auto" w:val="clear"/>
+            <w:tcMar>
+              <w:top w:type="dxa" w:w="60"/>
+              <w:left w:type="dxa" w:w="100"/>
+              <w:bottom w:type="dxa" w:w="60"/>
+              <w:right w:type="dxa" w:w="100"/>
+            </w:tcMar>
+          </w:tcPr>
+          <w:p>
+            <w:pPr>
+              <w:spacing w:after="0" w:before="0"/>
+            </w:pPr>
+            <w:r>
+              <w:rPr>
+                <w:b/>
+                <w:bCs/>
+                <w:color w:val="7A5400"/>
+                <w:sz w:val="16"/>
+                <w:szCs w:val="16"/>
+              </w:rPr>
+              <w:t xml:space="preserve">EXPLAIN YOUR REASONING</w:t>
+            </w:r>
+          </w:p>
+        </w:tc>
+      </w:tr>
+      <w:tr>
+        <w:trPr>
+          <w:cantSplit/>
+        </w:trPr>
+        <w:tc>
+          <w:tcPr>
+            <w:tcW w:type="dxa" w:w="2800"/>
+            <w:tcMar>
+              <w:top w:type="dxa" w:w="80"/>
+              <w:left w:type="dxa" w:w="100"/>
+              <w:bottom w:type="dxa" w:w="80"/>
+              <w:right w:type="dxa" w:w="100"/>
+            </w:tcMar>
+            <w:vAlign w:val="top"/>
+          </w:tcPr>
+          <w:p>
+            <w:pPr>
+              <w:spacing w:after="40" w:before="0"/>
+            </w:pPr>
+            <w:r>
+              <w:rPr>
+                <w:b/>
+                <w:bCs/>
+                <w:color w:val="0F2B3C"/>
+                <w:sz w:val="20"/>
+                <w:szCs w:val="20"/>
+              </w:rPr>
+              <w:t xml:space="preserve">3.  Which fraction equals 25%?</w:t>
+            </w:r>
+          </w:p>
+          <w:p>
+            <w:pPr>
+              <w:spacing w:after="0" w:before="0"/>
+            </w:pPr>
+            <w:r>
+              <w:rPr>
+                <w:color w:val="5E6E7E"/>
+                <w:sz w:val="18"/>
+                <w:szCs w:val="18"/>
+              </w:rPr>
+              <w:t xml:space="preserve">Choices: 1/4   /   1/2   /   1/25   /   2/5</w:t>
+            </w:r>
+          </w:p>
+        </w:tc>
+        <w:tc>
+          <w:tcPr>
+            <w:tcW w:type="dxa" w:w="3560"/>
+            <w:tcMar>
+              <w:top w:type="dxa" w:w="80"/>
+              <w:left w:type="dxa" w:w="100"/>
+              <w:bottom w:type="dxa" w:w="80"/>
+              <w:right w:type="dxa" w:w="100"/>
+            </w:tcMar>
+            <w:vAlign w:val="top"/>
+          </w:tcPr>
+          <w:p>
+            <w:pPr>
+              <w:spacing w:after="50" w:before="0"/>
+            </w:pPr>
+            <w:r>
+              <w:rPr>
+                <w:color w:val="BBBBBB"/>
+                <w:sz w:val="18"/>
+                <w:szCs w:val="18"/>
+              </w:rPr>
+              <w:t xml:space="preserve">____________________________</w:t>
+            </w:r>
+          </w:p>
+          <w:p>
+            <w:pPr>
+              <w:spacing w:after="50" w:before="0"/>
+            </w:pPr>
+            <w:r>
+              <w:rPr>
+                <w:color w:val="BBBBBB"/>
+                <w:sz w:val="18"/>
+                <w:szCs w:val="18"/>
+              </w:rPr>
+              <w:t xml:space="preserve">____________________________</w:t>
+            </w:r>
+          </w:p>
+          <w:p>
+            <w:pPr>
+              <w:spacing w:after="50" w:before="0"/>
+            </w:pPr>
+            <w:r>
+              <w:rPr>
+                <w:color w:val="BBBBBB"/>
+                <w:sz w:val="18"/>
+                <w:szCs w:val="18"/>
+              </w:rPr>
+              <w:t xml:space="preserve">____________________________</w:t>
+            </w:r>
+          </w:p>
+          <w:p>
+            <w:pPr>
+              <w:spacing w:after="50" w:before="0"/>
+            </w:pPr>
+            <w:r>
+              <w:rPr>
+                <w:color w:val="BBBBBB"/>
+                <w:sz w:val="18"/>
+                <w:szCs w:val="18"/>
+              </w:rPr>
+              <w:t xml:space="preserve">____________________________</w:t>
+            </w:r>
+          </w:p>
+        </w:tc>
+        <w:tc>
+          <w:tcPr>
+            <w:tcW w:type="dxa" w:w="3000"/>
+            <w:shd w:fill="FBF3E2" w:color="auto" w:val="clear"/>
+            <w:tcMar>
+              <w:top w:type="dxa" w:w="80"/>
+              <w:left w:type="dxa" w:w="100"/>
+              <w:bottom w:type="dxa" w:w="80"/>
+              <w:right w:type="dxa" w:w="100"/>
+            </w:tcMar>
+            <w:vAlign w:val="top"/>
+          </w:tcPr>
+          <w:p>
+            <w:pPr>
+              <w:spacing w:after="30" w:before="0"/>
+            </w:pPr>
+            <w:r>
+              <w:rPr>
+                <w:b/>
+                <w:bCs/>
+                <w:color w:val="0F2B3C"/>
+                <w:sz w:val="18"/>
+                <w:szCs w:val="18"/>
+              </w:rPr>
+              <w:t xml:space="preserve">Because... ________________</w:t>
+            </w:r>
+          </w:p>
+          <w:p>
+            <w:pPr>
+              <w:spacing w:after="50" w:before="0"/>
+            </w:pPr>
+            <w:r>
+              <w:rPr>
+                <w:color w:val="BBBBBB"/>
+                <w:sz w:val="18"/>
+                <w:szCs w:val="18"/>
+              </w:rPr>
+              <w:t xml:space="preserve">____________________________</w:t>
+            </w:r>
+          </w:p>
+          <w:p>
+            <w:pPr>
+              <w:spacing w:after="30" w:before="40"/>
+            </w:pPr>
+            <w:r>
+              <w:rPr>
+                <w:b/>
+                <w:bCs/>
+                <w:color w:val="1A6FB5"/>
+                <w:sz w:val="18"/>
+                <w:szCs w:val="18"/>
+              </w:rPr>
+              <w:t xml:space="preserve">Although... _______________</w:t>
+            </w:r>
+          </w:p>
+          <w:p>
+            <w:pPr>
+              <w:spacing w:after="50" w:before="0"/>
+            </w:pPr>
+            <w:r>
+              <w:rPr>
+                <w:color w:val="BBBBBB"/>
+                <w:sz w:val="18"/>
+                <w:szCs w:val="18"/>
+              </w:rPr>
+              <w:t xml:space="preserve">____________________________</w:t>
+            </w:r>
+          </w:p>
+          <w:p>
+            <w:pPr>
+              <w:spacing w:after="30" w:before="40"/>
+            </w:pPr>
+            <w:r>
+              <w:rPr>
+                <w:b/>
+                <w:bCs/>
+                <w:color w:val="7A5400"/>
+                <w:sz w:val="18"/>
+                <w:szCs w:val="18"/>
+              </w:rPr>
+              <w:t xml:space="preserve">Therefore... ______________</w:t>
+            </w:r>
+          </w:p>
+          <w:p>
+            <w:pPr>
+              <w:spacing w:after="50" w:before="0"/>
+            </w:pPr>
+            <w:r>
+              <w:rPr>
+                <w:color w:val="BBBBBB"/>
+                <w:sz w:val="18"/>
+                <w:szCs w:val="18"/>
+              </w:rPr>
+              <w:t xml:space="preserve">____________________________</w:t>
+            </w:r>
+          </w:p>
+        </w:tc>
+      </w:tr>
+    </w:tbl>
+    <w:p>
+      <w:pPr>
+        <w:spacing w:after="60" w:before="0"/>
+      </w:pPr>
+      <w:r>
+        <w:t xml:space="preserve"/>
       </w:r>
     </w:p>
     <w:p>
@@ -388,76 +3338,642 @@
         <w:t xml:space="preserve">Stretch your conversions.</w:t>
       </w:r>
     </w:p>
-    <w:p>
-      <w:pPr>
-        <w:spacing w:after="40" w:before="0"/>
-      </w:pPr>
-      <w:r>
-        <w:rPr>
-          <w:sz w:val="22"/>
-          <w:szCs w:val="22"/>
-        </w:rPr>
-        <w:t xml:space="preserve">1.  Write 1/4 as a percent.</w:t>
-      </w:r>
-    </w:p>
-    <w:p>
-      <w:pPr>
-        <w:spacing w:after="40" w:before="0"/>
-      </w:pPr>
-      <w:r>
-        <w:rPr>
-          <w:color w:val="5E6E7E"/>
-          <w:sz w:val="20"/>
-          <w:szCs w:val="20"/>
-        </w:rPr>
-        <w:t xml:space="preserve">     choices: 4%   /   25%   /   14%   /   40%</w:t>
-      </w:r>
-    </w:p>
-    <w:p>
-      <w:pPr>
-        <w:spacing w:after="80" w:before="0"/>
-      </w:pPr>
-      <w:r>
-        <w:rPr>
-          <w:color w:val="BBBBBB"/>
-        </w:rPr>
-        <w:t xml:space="preserve">____________________________________________________</w:t>
-      </w:r>
-    </w:p>
-    <w:p>
-      <w:pPr>
-        <w:spacing w:after="40" w:before="0"/>
-      </w:pPr>
-      <w:r>
-        <w:rPr>
-          <w:sz w:val="22"/>
-          <w:szCs w:val="22"/>
-        </w:rPr>
-        <w:t xml:space="preserve">2.  Which is the SAME as 0.75?</w:t>
-      </w:r>
-    </w:p>
-    <w:p>
-      <w:pPr>
-        <w:spacing w:after="40" w:before="0"/>
-      </w:pPr>
-      <w:r>
-        <w:rPr>
-          <w:color w:val="5E6E7E"/>
-          <w:sz w:val="20"/>
-          <w:szCs w:val="20"/>
-        </w:rPr>
-        <w:t xml:space="preserve">     choices: 7.5%   /   7/5   /   75%   /   0.075</w:t>
-      </w:r>
-    </w:p>
-    <w:p>
-      <w:pPr>
-        <w:spacing w:after="80" w:before="0"/>
-      </w:pPr>
-      <w:r>
-        <w:rPr>
-          <w:color w:val="BBBBBB"/>
-        </w:rPr>
-        <w:t xml:space="preserve">____________________________________________________</w:t>
+    <w:tbl>
+      <w:tblPr>
+        <w:tblW w:type="dxa" w:w="9360"/>
+        <w:tblBorders>
+          <w:top w:val="single" w:color="C7D2DD" w:sz="6"/>
+          <w:left w:val="single" w:color="C7D2DD" w:sz="6"/>
+          <w:bottom w:val="single" w:color="C7D2DD" w:sz="6"/>
+          <w:right w:val="single" w:color="C7D2DD" w:sz="6"/>
+          <w:insideH w:val="single" w:color="C7D2DD" w:sz="6"/>
+          <w:insideV w:val="single" w:color="C7D2DD" w:sz="6"/>
+        </w:tblBorders>
+      </w:tblPr>
+      <w:tblGrid>
+        <w:gridCol w:w="2800"/>
+        <w:gridCol w:w="3560"/>
+        <w:gridCol w:w="3000"/>
+      </w:tblGrid>
+      <w:tr>
+        <w:trPr>
+          <w:cantSplit/>
+          <w:tblHeader/>
+        </w:trPr>
+        <w:tc>
+          <w:tcPr>
+            <w:tcW w:type="dxa" w:w="2800"/>
+            <w:shd w:fill="EEF4F8" w:color="auto" w:val="clear"/>
+            <w:tcMar>
+              <w:top w:type="dxa" w:w="60"/>
+              <w:left w:type="dxa" w:w="100"/>
+              <w:bottom w:type="dxa" w:w="60"/>
+              <w:right w:type="dxa" w:w="100"/>
+            </w:tcMar>
+          </w:tcPr>
+          <w:p>
+            <w:pPr>
+              <w:spacing w:after="0" w:before="0"/>
+            </w:pPr>
+            <w:r>
+              <w:rPr>
+                <w:b/>
+                <w:bCs/>
+                <w:color w:val="0F2B3C"/>
+                <w:sz w:val="16"/>
+                <w:szCs w:val="16"/>
+              </w:rPr>
+              <w:t xml:space="preserve">CORE PROBLEM / GIVEN REPRESENTATION</w:t>
+            </w:r>
+          </w:p>
+        </w:tc>
+        <w:tc>
+          <w:tcPr>
+            <w:tcW w:type="dxa" w:w="3560"/>
+            <w:shd w:fill="EEF4F8" w:color="auto" w:val="clear"/>
+            <w:tcMar>
+              <w:top w:type="dxa" w:w="60"/>
+              <w:left w:type="dxa" w:w="100"/>
+              <w:bottom w:type="dxa" w:w="60"/>
+              <w:right w:type="dxa" w:w="100"/>
+            </w:tcMar>
+          </w:tcPr>
+          <w:p>
+            <w:pPr>
+              <w:spacing w:after="0" w:before="0"/>
+            </w:pPr>
+            <w:r>
+              <w:rPr>
+                <w:b/>
+                <w:bCs/>
+                <w:color w:val="0F2B3C"/>
+                <w:sz w:val="16"/>
+                <w:szCs w:val="16"/>
+              </w:rPr>
+              <w:t xml:space="preserve">WORKING SPACE / CALCULATION STEPS</w:t>
+            </w:r>
+          </w:p>
+        </w:tc>
+        <w:tc>
+          <w:tcPr>
+            <w:tcW w:type="dxa" w:w="3000"/>
+            <w:shd w:fill="FBF3E2" w:color="auto" w:val="clear"/>
+            <w:tcMar>
+              <w:top w:type="dxa" w:w="60"/>
+              <w:left w:type="dxa" w:w="100"/>
+              <w:bottom w:type="dxa" w:w="60"/>
+              <w:right w:type="dxa" w:w="100"/>
+            </w:tcMar>
+          </w:tcPr>
+          <w:p>
+            <w:pPr>
+              <w:spacing w:after="0" w:before="0"/>
+            </w:pPr>
+            <w:r>
+              <w:rPr>
+                <w:b/>
+                <w:bCs/>
+                <w:color w:val="7A5400"/>
+                <w:sz w:val="16"/>
+                <w:szCs w:val="16"/>
+              </w:rPr>
+              <w:t xml:space="preserve">EXPLAIN YOUR REASONING</w:t>
+            </w:r>
+          </w:p>
+        </w:tc>
+      </w:tr>
+      <w:tr>
+        <w:trPr>
+          <w:cantSplit/>
+        </w:trPr>
+        <w:tc>
+          <w:tcPr>
+            <w:tcW w:type="dxa" w:w="2800"/>
+            <w:tcMar>
+              <w:top w:type="dxa" w:w="80"/>
+              <w:left w:type="dxa" w:w="100"/>
+              <w:bottom w:type="dxa" w:w="80"/>
+              <w:right w:type="dxa" w:w="100"/>
+            </w:tcMar>
+            <w:vAlign w:val="top"/>
+          </w:tcPr>
+          <w:p>
+            <w:pPr>
+              <w:spacing w:after="40" w:before="0"/>
+            </w:pPr>
+            <w:r>
+              <w:rPr>
+                <w:b/>
+                <w:bCs/>
+                <w:color w:val="0F2B3C"/>
+                <w:sz w:val="20"/>
+                <w:szCs w:val="20"/>
+              </w:rPr>
+              <w:t xml:space="preserve">1.  Write 1/4 as a percent.</w:t>
+            </w:r>
+          </w:p>
+          <w:p>
+            <w:pPr>
+              <w:spacing w:after="0" w:before="0"/>
+            </w:pPr>
+            <w:r>
+              <w:rPr>
+                <w:color w:val="5E6E7E"/>
+                <w:sz w:val="18"/>
+                <w:szCs w:val="18"/>
+              </w:rPr>
+              <w:t xml:space="preserve">Choices: 4%   /   25%   /   14%   /   40%</w:t>
+            </w:r>
+          </w:p>
+        </w:tc>
+        <w:tc>
+          <w:tcPr>
+            <w:tcW w:type="dxa" w:w="3560"/>
+            <w:tcMar>
+              <w:top w:type="dxa" w:w="80"/>
+              <w:left w:type="dxa" w:w="100"/>
+              <w:bottom w:type="dxa" w:w="80"/>
+              <w:right w:type="dxa" w:w="100"/>
+            </w:tcMar>
+            <w:vAlign w:val="top"/>
+          </w:tcPr>
+          <w:p>
+            <w:pPr>
+              <w:spacing w:after="50" w:before="0"/>
+            </w:pPr>
+            <w:r>
+              <w:rPr>
+                <w:color w:val="BBBBBB"/>
+                <w:sz w:val="18"/>
+                <w:szCs w:val="18"/>
+              </w:rPr>
+              <w:t xml:space="preserve">____________________________</w:t>
+            </w:r>
+          </w:p>
+          <w:p>
+            <w:pPr>
+              <w:spacing w:after="50" w:before="0"/>
+            </w:pPr>
+            <w:r>
+              <w:rPr>
+                <w:color w:val="BBBBBB"/>
+                <w:sz w:val="18"/>
+                <w:szCs w:val="18"/>
+              </w:rPr>
+              <w:t xml:space="preserve">____________________________</w:t>
+            </w:r>
+          </w:p>
+          <w:p>
+            <w:pPr>
+              <w:spacing w:after="50" w:before="0"/>
+            </w:pPr>
+            <w:r>
+              <w:rPr>
+                <w:color w:val="BBBBBB"/>
+                <w:sz w:val="18"/>
+                <w:szCs w:val="18"/>
+              </w:rPr>
+              <w:t xml:space="preserve">____________________________</w:t>
+            </w:r>
+          </w:p>
+          <w:p>
+            <w:pPr>
+              <w:spacing w:after="50" w:before="0"/>
+            </w:pPr>
+            <w:r>
+              <w:rPr>
+                <w:color w:val="BBBBBB"/>
+                <w:sz w:val="18"/>
+                <w:szCs w:val="18"/>
+              </w:rPr>
+              <w:t xml:space="preserve">____________________________</w:t>
+            </w:r>
+          </w:p>
+        </w:tc>
+        <w:tc>
+          <w:tcPr>
+            <w:tcW w:type="dxa" w:w="3000"/>
+            <w:shd w:fill="FBF3E2" w:color="auto" w:val="clear"/>
+            <w:tcMar>
+              <w:top w:type="dxa" w:w="80"/>
+              <w:left w:type="dxa" w:w="100"/>
+              <w:bottom w:type="dxa" w:w="80"/>
+              <w:right w:type="dxa" w:w="100"/>
+            </w:tcMar>
+            <w:vAlign w:val="top"/>
+          </w:tcPr>
+          <w:p>
+            <w:pPr>
+              <w:spacing w:after="30" w:before="0"/>
+            </w:pPr>
+            <w:r>
+              <w:rPr>
+                <w:b/>
+                <w:bCs/>
+                <w:color w:val="0F2B3C"/>
+                <w:sz w:val="18"/>
+                <w:szCs w:val="18"/>
+              </w:rPr>
+              <w:t xml:space="preserve">Because... ________________</w:t>
+            </w:r>
+          </w:p>
+          <w:p>
+            <w:pPr>
+              <w:spacing w:after="50" w:before="0"/>
+            </w:pPr>
+            <w:r>
+              <w:rPr>
+                <w:color w:val="BBBBBB"/>
+                <w:sz w:val="18"/>
+                <w:szCs w:val="18"/>
+              </w:rPr>
+              <w:t xml:space="preserve">____________________________</w:t>
+            </w:r>
+          </w:p>
+          <w:p>
+            <w:pPr>
+              <w:spacing w:after="30" w:before="40"/>
+            </w:pPr>
+            <w:r>
+              <w:rPr>
+                <w:b/>
+                <w:bCs/>
+                <w:color w:val="1A6FB5"/>
+                <w:sz w:val="18"/>
+                <w:szCs w:val="18"/>
+              </w:rPr>
+              <w:t xml:space="preserve">Although... _______________</w:t>
+            </w:r>
+          </w:p>
+          <w:p>
+            <w:pPr>
+              <w:spacing w:after="50" w:before="0"/>
+            </w:pPr>
+            <w:r>
+              <w:rPr>
+                <w:color w:val="BBBBBB"/>
+                <w:sz w:val="18"/>
+                <w:szCs w:val="18"/>
+              </w:rPr>
+              <w:t xml:space="preserve">____________________________</w:t>
+            </w:r>
+          </w:p>
+          <w:p>
+            <w:pPr>
+              <w:spacing w:after="30" w:before="40"/>
+            </w:pPr>
+            <w:r>
+              <w:rPr>
+                <w:b/>
+                <w:bCs/>
+                <w:color w:val="7A5400"/>
+                <w:sz w:val="18"/>
+                <w:szCs w:val="18"/>
+              </w:rPr>
+              <w:t xml:space="preserve">Therefore... ______________</w:t>
+            </w:r>
+          </w:p>
+          <w:p>
+            <w:pPr>
+              <w:spacing w:after="50" w:before="0"/>
+            </w:pPr>
+            <w:r>
+              <w:rPr>
+                <w:color w:val="BBBBBB"/>
+                <w:sz w:val="18"/>
+                <w:szCs w:val="18"/>
+              </w:rPr>
+              <w:t xml:space="preserve">____________________________</w:t>
+            </w:r>
+          </w:p>
+        </w:tc>
+      </w:tr>
+    </w:tbl>
+    <w:p>
+      <w:pPr>
+        <w:spacing w:after="60" w:before="0"/>
+      </w:pPr>
+      <w:r>
+        <w:t xml:space="preserve"/>
+      </w:r>
+    </w:p>
+    <w:tbl>
+      <w:tblPr>
+        <w:tblW w:type="dxa" w:w="9360"/>
+        <w:tblBorders>
+          <w:top w:val="single" w:color="C7D2DD" w:sz="6"/>
+          <w:left w:val="single" w:color="C7D2DD" w:sz="6"/>
+          <w:bottom w:val="single" w:color="C7D2DD" w:sz="6"/>
+          <w:right w:val="single" w:color="C7D2DD" w:sz="6"/>
+          <w:insideH w:val="single" w:color="C7D2DD" w:sz="6"/>
+          <w:insideV w:val="single" w:color="C7D2DD" w:sz="6"/>
+        </w:tblBorders>
+      </w:tblPr>
+      <w:tblGrid>
+        <w:gridCol w:w="2800"/>
+        <w:gridCol w:w="3560"/>
+        <w:gridCol w:w="3000"/>
+      </w:tblGrid>
+      <w:tr>
+        <w:trPr>
+          <w:cantSplit/>
+          <w:tblHeader/>
+        </w:trPr>
+        <w:tc>
+          <w:tcPr>
+            <w:tcW w:type="dxa" w:w="2800"/>
+            <w:shd w:fill="EEF4F8" w:color="auto" w:val="clear"/>
+            <w:tcMar>
+              <w:top w:type="dxa" w:w="60"/>
+              <w:left w:type="dxa" w:w="100"/>
+              <w:bottom w:type="dxa" w:w="60"/>
+              <w:right w:type="dxa" w:w="100"/>
+            </w:tcMar>
+          </w:tcPr>
+          <w:p>
+            <w:pPr>
+              <w:spacing w:after="0" w:before="0"/>
+            </w:pPr>
+            <w:r>
+              <w:rPr>
+                <w:b/>
+                <w:bCs/>
+                <w:color w:val="0F2B3C"/>
+                <w:sz w:val="16"/>
+                <w:szCs w:val="16"/>
+              </w:rPr>
+              <w:t xml:space="preserve">CORE PROBLEM / GIVEN REPRESENTATION</w:t>
+            </w:r>
+          </w:p>
+        </w:tc>
+        <w:tc>
+          <w:tcPr>
+            <w:tcW w:type="dxa" w:w="3560"/>
+            <w:shd w:fill="EEF4F8" w:color="auto" w:val="clear"/>
+            <w:tcMar>
+              <w:top w:type="dxa" w:w="60"/>
+              <w:left w:type="dxa" w:w="100"/>
+              <w:bottom w:type="dxa" w:w="60"/>
+              <w:right w:type="dxa" w:w="100"/>
+            </w:tcMar>
+          </w:tcPr>
+          <w:p>
+            <w:pPr>
+              <w:spacing w:after="0" w:before="0"/>
+            </w:pPr>
+            <w:r>
+              <w:rPr>
+                <w:b/>
+                <w:bCs/>
+                <w:color w:val="0F2B3C"/>
+                <w:sz w:val="16"/>
+                <w:szCs w:val="16"/>
+              </w:rPr>
+              <w:t xml:space="preserve">WORKING SPACE / CALCULATION STEPS</w:t>
+            </w:r>
+          </w:p>
+        </w:tc>
+        <w:tc>
+          <w:tcPr>
+            <w:tcW w:type="dxa" w:w="3000"/>
+            <w:shd w:fill="FBF3E2" w:color="auto" w:val="clear"/>
+            <w:tcMar>
+              <w:top w:type="dxa" w:w="60"/>
+              <w:left w:type="dxa" w:w="100"/>
+              <w:bottom w:type="dxa" w:w="60"/>
+              <w:right w:type="dxa" w:w="100"/>
+            </w:tcMar>
+          </w:tcPr>
+          <w:p>
+            <w:pPr>
+              <w:spacing w:after="0" w:before="0"/>
+            </w:pPr>
+            <w:r>
+              <w:rPr>
+                <w:b/>
+                <w:bCs/>
+                <w:color w:val="7A5400"/>
+                <w:sz w:val="16"/>
+                <w:szCs w:val="16"/>
+              </w:rPr>
+              <w:t xml:space="preserve">EXPLAIN YOUR REASONING</w:t>
+            </w:r>
+          </w:p>
+        </w:tc>
+      </w:tr>
+      <w:tr>
+        <w:trPr>
+          <w:cantSplit/>
+        </w:trPr>
+        <w:tc>
+          <w:tcPr>
+            <w:tcW w:type="dxa" w:w="2800"/>
+            <w:tcMar>
+              <w:top w:type="dxa" w:w="80"/>
+              <w:left w:type="dxa" w:w="100"/>
+              <w:bottom w:type="dxa" w:w="80"/>
+              <w:right w:type="dxa" w:w="100"/>
+            </w:tcMar>
+            <w:vAlign w:val="top"/>
+          </w:tcPr>
+          <w:p>
+            <w:pPr>
+              <w:spacing w:after="40" w:before="0"/>
+            </w:pPr>
+            <w:r>
+              <w:rPr>
+                <w:b/>
+                <w:bCs/>
+                <w:color w:val="0F2B3C"/>
+                <w:sz w:val="20"/>
+                <w:szCs w:val="20"/>
+              </w:rPr>
+              <w:t xml:space="preserve">2.  Which is the SAME as 0.75?</w:t>
+            </w:r>
+          </w:p>
+          <w:p>
+            <w:pPr>
+              <w:spacing w:after="0" w:before="0"/>
+            </w:pPr>
+            <w:r>
+              <w:rPr>
+                <w:color w:val="5E6E7E"/>
+                <w:sz w:val="18"/>
+                <w:szCs w:val="18"/>
+              </w:rPr>
+              <w:t xml:space="preserve">Choices: 7.5%   /   7/5   /   75%   /   0.075</w:t>
+            </w:r>
+          </w:p>
+        </w:tc>
+        <w:tc>
+          <w:tcPr>
+            <w:tcW w:type="dxa" w:w="3560"/>
+            <w:tcMar>
+              <w:top w:type="dxa" w:w="80"/>
+              <w:left w:type="dxa" w:w="100"/>
+              <w:bottom w:type="dxa" w:w="80"/>
+              <w:right w:type="dxa" w:w="100"/>
+            </w:tcMar>
+            <w:vAlign w:val="top"/>
+          </w:tcPr>
+          <w:p>
+            <w:pPr>
+              <w:spacing w:after="50" w:before="0"/>
+            </w:pPr>
+            <w:r>
+              <w:rPr>
+                <w:color w:val="BBBBBB"/>
+                <w:sz w:val="18"/>
+                <w:szCs w:val="18"/>
+              </w:rPr>
+              <w:t xml:space="preserve">____________________________</w:t>
+            </w:r>
+          </w:p>
+          <w:p>
+            <w:pPr>
+              <w:spacing w:after="50" w:before="0"/>
+            </w:pPr>
+            <w:r>
+              <w:rPr>
+                <w:color w:val="BBBBBB"/>
+                <w:sz w:val="18"/>
+                <w:szCs w:val="18"/>
+              </w:rPr>
+              <w:t xml:space="preserve">____________________________</w:t>
+            </w:r>
+          </w:p>
+          <w:p>
+            <w:pPr>
+              <w:spacing w:after="50" w:before="0"/>
+            </w:pPr>
+            <w:r>
+              <w:rPr>
+                <w:color w:val="BBBBBB"/>
+                <w:sz w:val="18"/>
+                <w:szCs w:val="18"/>
+              </w:rPr>
+              <w:t xml:space="preserve">____________________________</w:t>
+            </w:r>
+          </w:p>
+          <w:p>
+            <w:pPr>
+              <w:spacing w:after="50" w:before="0"/>
+            </w:pPr>
+            <w:r>
+              <w:rPr>
+                <w:color w:val="BBBBBB"/>
+                <w:sz w:val="18"/>
+                <w:szCs w:val="18"/>
+              </w:rPr>
+              <w:t xml:space="preserve">____________________________</w:t>
+            </w:r>
+          </w:p>
+        </w:tc>
+        <w:tc>
+          <w:tcPr>
+            <w:tcW w:type="dxa" w:w="3000"/>
+            <w:shd w:fill="FBF3E2" w:color="auto" w:val="clear"/>
+            <w:tcMar>
+              <w:top w:type="dxa" w:w="80"/>
+              <w:left w:type="dxa" w:w="100"/>
+              <w:bottom w:type="dxa" w:w="80"/>
+              <w:right w:type="dxa" w:w="100"/>
+            </w:tcMar>
+            <w:vAlign w:val="top"/>
+          </w:tcPr>
+          <w:p>
+            <w:pPr>
+              <w:spacing w:after="30" w:before="0"/>
+            </w:pPr>
+            <w:r>
+              <w:rPr>
+                <w:b/>
+                <w:bCs/>
+                <w:color w:val="0F2B3C"/>
+                <w:sz w:val="18"/>
+                <w:szCs w:val="18"/>
+              </w:rPr>
+              <w:t xml:space="preserve">Because... ________________</w:t>
+            </w:r>
+          </w:p>
+          <w:p>
+            <w:pPr>
+              <w:spacing w:after="50" w:before="0"/>
+            </w:pPr>
+            <w:r>
+              <w:rPr>
+                <w:color w:val="BBBBBB"/>
+                <w:sz w:val="18"/>
+                <w:szCs w:val="18"/>
+              </w:rPr>
+              <w:t xml:space="preserve">____________________________</w:t>
+            </w:r>
+          </w:p>
+          <w:p>
+            <w:pPr>
+              <w:spacing w:after="30" w:before="40"/>
+            </w:pPr>
+            <w:r>
+              <w:rPr>
+                <w:b/>
+                <w:bCs/>
+                <w:color w:val="1A6FB5"/>
+                <w:sz w:val="18"/>
+                <w:szCs w:val="18"/>
+              </w:rPr>
+              <w:t xml:space="preserve">Although... _______________</w:t>
+            </w:r>
+          </w:p>
+          <w:p>
+            <w:pPr>
+              <w:spacing w:after="50" w:before="0"/>
+            </w:pPr>
+            <w:r>
+              <w:rPr>
+                <w:color w:val="BBBBBB"/>
+                <w:sz w:val="18"/>
+                <w:szCs w:val="18"/>
+              </w:rPr>
+              <w:t xml:space="preserve">____________________________</w:t>
+            </w:r>
+          </w:p>
+          <w:p>
+            <w:pPr>
+              <w:spacing w:after="30" w:before="40"/>
+            </w:pPr>
+            <w:r>
+              <w:rPr>
+                <w:b/>
+                <w:bCs/>
+                <w:color w:val="7A5400"/>
+                <w:sz w:val="18"/>
+                <w:szCs w:val="18"/>
+              </w:rPr>
+              <w:t xml:space="preserve">Therefore... ______________</w:t>
+            </w:r>
+          </w:p>
+          <w:p>
+            <w:pPr>
+              <w:spacing w:after="50" w:before="0"/>
+            </w:pPr>
+            <w:r>
+              <w:rPr>
+                <w:color w:val="BBBBBB"/>
+                <w:sz w:val="18"/>
+                <w:szCs w:val="18"/>
+              </w:rPr>
+              <w:t xml:space="preserve">____________________________</w:t>
+            </w:r>
+          </w:p>
+        </w:tc>
+      </w:tr>
+    </w:tbl>
+    <w:p>
+      <w:pPr>
+        <w:spacing w:after="60" w:before="0"/>
+      </w:pPr>
+      <w:r>
+        <w:t xml:space="preserve"/>
       </w:r>
     </w:p>
     <w:p>
@@ -547,6 +4063,141 @@
         <w:t xml:space="preserve">____________________________________________________</w:t>
       </w:r>
     </w:p>
+    <w:tbl>
+      <w:tblPr>
+        <w:tblW w:type="dxa" w:w="9360"/>
+        <w:tblBorders>
+          <w:top w:val="single" w:color="C7D2DD" w:sz="6"/>
+          <w:left w:val="single" w:color="C7D2DD" w:sz="6"/>
+          <w:bottom w:val="single" w:color="C7D2DD" w:sz="6"/>
+          <w:right w:val="single" w:color="C7D2DD" w:sz="6"/>
+          <w:insideH w:val="single" w:color="C7D2DD" w:sz="6"/>
+          <w:insideV w:val="single" w:color="C7D2DD" w:sz="6"/>
+        </w:tblBorders>
+      </w:tblPr>
+      <w:tblGrid>
+        <w:gridCol w:w="3120"/>
+        <w:gridCol w:w="3120"/>
+        <w:gridCol w:w="3120"/>
+      </w:tblGrid>
+      <w:tr>
+        <w:trPr>
+          <w:cantSplit/>
+          <w:tblHeader/>
+        </w:trPr>
+        <w:tc>
+          <w:tcPr>
+            <w:tcW w:type="dxa" w:w="9360"/>
+            <w:gridSpan w:val="3"/>
+            <w:shd w:fill="EEF4F8" w:color="auto" w:val="clear"/>
+            <w:tcMar>
+              <w:top w:type="dxa" w:w="60"/>
+              <w:left w:type="dxa" w:w="100"/>
+              <w:bottom w:type="dxa" w:w="60"/>
+              <w:right w:type="dxa" w:w="100"/>
+            </w:tcMar>
+          </w:tcPr>
+          <w:p>
+            <w:pPr>
+              <w:spacing w:after="0" w:before="0"/>
+            </w:pPr>
+            <w:r>
+              <w:rPr>
+                <w:b/>
+                <w:bCs/>
+                <w:color w:val="0F2B3C"/>
+                <w:sz w:val="18"/>
+                <w:szCs w:val="18"/>
+              </w:rPr>
+              <w:t xml:space="preserve">EXIT CHECK · 3-POINT SELF-ASSESSMENT CHECKLIST</w:t>
+            </w:r>
+          </w:p>
+        </w:tc>
+      </w:tr>
+      <w:tr>
+        <w:trPr>
+          <w:cantSplit/>
+        </w:trPr>
+        <w:tc>
+          <w:tcPr>
+            <w:tcW w:type="dxa" w:w="3120"/>
+            <w:tcMar>
+              <w:top w:type="dxa" w:w="80"/>
+              <w:left w:type="dxa" w:w="100"/>
+              <w:bottom w:type="dxa" w:w="80"/>
+              <w:right w:type="dxa" w:w="100"/>
+            </w:tcMar>
+          </w:tcPr>
+          <w:p>
+            <w:pPr>
+              <w:spacing w:after="0" w:before="0"/>
+            </w:pPr>
+            <w:r>
+              <w:rPr>
+                <w:b/>
+                <w:bCs/>
+                <w:color w:val="0F2B3C"/>
+                <w:sz w:val="18"/>
+                <w:szCs w:val="18"/>
+              </w:rPr>
+              <w:t xml:space="preserve">☐ 1. Units &amp; Labels Verified</w:t>
+            </w:r>
+          </w:p>
+        </w:tc>
+        <w:tc>
+          <w:tcPr>
+            <w:tcW w:type="dxa" w:w="3120"/>
+            <w:tcMar>
+              <w:top w:type="dxa" w:w="80"/>
+              <w:left w:type="dxa" w:w="100"/>
+              <w:bottom w:type="dxa" w:w="80"/>
+              <w:right w:type="dxa" w:w="100"/>
+            </w:tcMar>
+          </w:tcPr>
+          <w:p>
+            <w:pPr>
+              <w:spacing w:after="0" w:before="0"/>
+            </w:pPr>
+            <w:r>
+              <w:rPr>
+                <w:b/>
+                <w:bCs/>
+                <w:color w:val="0F2B3C"/>
+                <w:sz w:val="18"/>
+                <w:szCs w:val="18"/>
+              </w:rPr>
+              <w:t xml:space="preserve">☐ 2. Reasoning Stated (Because / Although / Therefore)</w:t>
+            </w:r>
+          </w:p>
+        </w:tc>
+        <w:tc>
+          <w:tcPr>
+            <w:tcW w:type="dxa" w:w="3120"/>
+            <w:tcMar>
+              <w:top w:type="dxa" w:w="80"/>
+              <w:left w:type="dxa" w:w="100"/>
+              <w:bottom w:type="dxa" w:w="80"/>
+              <w:right w:type="dxa" w:w="100"/>
+            </w:tcMar>
+          </w:tcPr>
+          <w:p>
+            <w:pPr>
+              <w:spacing w:after="0" w:before="0"/>
+            </w:pPr>
+            <w:r>
+              <w:rPr>
+                <w:b/>
+                <w:bCs/>
+                <w:color w:val="0F2B3C"/>
+                <w:sz w:val="18"/>
+                <w:szCs w:val="18"/>
+              </w:rPr>
+              <w:t xml:space="preserve">☐ 3. Calculations Double-Checked</w:t>
+            </w:r>
+          </w:p>
+        </w:tc>
+      </w:tr>
+    </w:tbl>
     <w:p>
       <w:pPr>
         <w:spacing w:after="60" w:before="120"/>
